--- a/Documentação/Arquitetura_v1.docx
+++ b/Documentação/Arquitetura_v1.docx
@@ -4,6 +4,7 @@
   <w:body>
     <w:p>
       <w:pPr>
+        <w:jc w:val="both"/>
         <w:rPr>
           <w:sz w:val="24"/>
           <w:szCs w:val="24"/>
@@ -35,6 +36,7 @@
     </w:p>
     <w:p>
       <w:pPr>
+        <w:jc w:val="both"/>
         <w:rPr>
           <w:b/>
           <w:bCs/>
@@ -74,6 +76,7 @@
     </w:p>
     <w:p>
       <w:pPr>
+        <w:jc w:val="both"/>
         <w:rPr>
           <w:sz w:val="24"/>
           <w:szCs w:val="24"/>
@@ -93,6 +96,7 @@
           <w:ilvl w:val="0"/>
           <w:numId w:val="1"/>
         </w:numPr>
+        <w:jc w:val="both"/>
         <w:rPr>
           <w:sz w:val="24"/>
           <w:szCs w:val="24"/>
@@ -121,6 +125,7 @@
           <w:ilvl w:val="0"/>
           <w:numId w:val="1"/>
         </w:numPr>
+        <w:jc w:val="both"/>
         <w:rPr>
           <w:sz w:val="24"/>
           <w:szCs w:val="24"/>
@@ -169,6 +174,7 @@
           <w:ilvl w:val="0"/>
           <w:numId w:val="1"/>
         </w:numPr>
+        <w:jc w:val="both"/>
         <w:rPr>
           <w:sz w:val="24"/>
           <w:szCs w:val="24"/>
@@ -193,159 +199,25 @@
     </w:p>
     <w:p>
       <w:pPr>
-        <w:rPr>
-          <w:sz w:val="24"/>
-          <w:szCs w:val="24"/>
-        </w:rPr>
-      </w:pPr>
-      <w:r>
-        <w:rPr>
-          <w:sz w:val="24"/>
-          <w:szCs w:val="24"/>
-        </w:rPr>
-        <w:t>Esta abordagem permite criar um sistema modular, escalável e fácil de testar, sendo particularmente adequada para simulações multiagente em ambientes sociotécnicos.</w:t>
-      </w:r>
-    </w:p>
-    <w:p>
-      <w:pPr>
-        <w:rPr>
-          <w:sz w:val="24"/>
-          <w:szCs w:val="24"/>
-        </w:rPr>
-      </w:pPr>
-    </w:p>
-    <w:p>
-      <w:pPr>
-        <w:rPr>
-          <w:b/>
-          <w:bCs/>
-          <w:sz w:val="24"/>
-          <w:szCs w:val="24"/>
-        </w:rPr>
-      </w:pPr>
-      <w:r>
-        <w:rPr>
-          <w:b/>
-          <w:bCs/>
-          <w:sz w:val="24"/>
-          <w:szCs w:val="24"/>
-        </w:rPr>
-        <w:t>Visão Geral da Arquitetura</w:t>
-      </w:r>
-    </w:p>
-    <w:p>
-      <w:pPr>
-        <w:rPr>
-          <w:sz w:val="24"/>
-          <w:szCs w:val="24"/>
-        </w:rPr>
-      </w:pPr>
-      <w:r>
-        <w:rPr>
-          <w:sz w:val="24"/>
-          <w:szCs w:val="24"/>
-        </w:rPr>
-        <w:t>A arquitetura representa um sistema híbrido Web baseado na framework Mesa, onde:</w:t>
-      </w:r>
-    </w:p>
-    <w:p>
-      <w:pPr>
-        <w:numPr>
-          <w:ilvl w:val="0"/>
-          <w:numId w:val="2"/>
-        </w:numPr>
-        <w:rPr>
-          <w:sz w:val="24"/>
-          <w:szCs w:val="24"/>
-        </w:rPr>
-      </w:pPr>
-      <w:r>
-        <w:rPr>
-          <w:sz w:val="24"/>
-          <w:szCs w:val="24"/>
-        </w:rPr>
-        <w:t xml:space="preserve">o utilizador configura cenários de ataque; </w:t>
-      </w:r>
-    </w:p>
-    <w:p>
-      <w:pPr>
-        <w:numPr>
-          <w:ilvl w:val="0"/>
-          <w:numId w:val="2"/>
-        </w:numPr>
-        <w:rPr>
-          <w:sz w:val="24"/>
-          <w:szCs w:val="24"/>
-        </w:rPr>
-      </w:pPr>
-      <w:r>
-        <w:rPr>
-          <w:sz w:val="24"/>
-          <w:szCs w:val="24"/>
-        </w:rPr>
-        <w:t xml:space="preserve">o motor de simulação executa a lógica dos agentes; </w:t>
-      </w:r>
-    </w:p>
-    <w:p>
-      <w:pPr>
-        <w:numPr>
-          <w:ilvl w:val="0"/>
-          <w:numId w:val="2"/>
-        </w:numPr>
-        <w:rPr>
-          <w:sz w:val="24"/>
-          <w:szCs w:val="24"/>
-        </w:rPr>
-      </w:pPr>
-      <w:r>
-        <w:rPr>
-          <w:sz w:val="24"/>
-          <w:szCs w:val="24"/>
-        </w:rPr>
-        <w:t xml:space="preserve">os resultados são apresentados em tempo real através de </w:t>
-      </w:r>
-      <w:proofErr w:type="spellStart"/>
-      <w:r>
-        <w:rPr>
-          <w:sz w:val="24"/>
-          <w:szCs w:val="24"/>
-        </w:rPr>
-        <w:t>dashboards</w:t>
-      </w:r>
-      <w:proofErr w:type="spellEnd"/>
-      <w:r>
-        <w:rPr>
-          <w:sz w:val="24"/>
-          <w:szCs w:val="24"/>
-        </w:rPr>
-        <w:t xml:space="preserve"> e grafos organizacionais. </w:t>
-      </w:r>
-    </w:p>
-    <w:p>
-      <w:pPr>
-        <w:rPr>
-          <w:sz w:val="24"/>
-          <w:szCs w:val="24"/>
-        </w:rPr>
-      </w:pPr>
-      <w:r>
-        <w:rPr>
-          <w:sz w:val="24"/>
-          <w:szCs w:val="24"/>
-        </w:rPr>
-        <w:t>O objetivo principal é simular ataques de engenharia social dentro de uma organização modelada como uma rede de comunicação e confiança.</w:t>
-      </w:r>
-    </w:p>
-    <w:p>
-      <w:pPr>
-        <w:rPr>
-          <w:sz w:val="24"/>
-          <w:szCs w:val="24"/>
-        </w:rPr>
-      </w:pPr>
-    </w:p>
-    <w:p>
-      <w:pPr>
+        <w:jc w:val="both"/>
+        <w:rPr>
+          <w:sz w:val="24"/>
+          <w:szCs w:val="24"/>
+        </w:rPr>
+      </w:pPr>
+    </w:p>
+    <w:p>
+      <w:pPr>
+        <w:jc w:val="both"/>
+        <w:rPr>
+          <w:sz w:val="24"/>
+          <w:szCs w:val="24"/>
+        </w:rPr>
+      </w:pPr>
+    </w:p>
+    <w:p>
+      <w:pPr>
+        <w:jc w:val="both"/>
         <w:rPr>
           <w:b/>
           <w:bCs/>
@@ -375,31 +247,18 @@
     <w:p>
       <w:pPr>
         <w:ind w:firstLine="708"/>
-        <w:rPr>
-          <w:sz w:val="24"/>
-          <w:szCs w:val="24"/>
-        </w:rPr>
-      </w:pPr>
-      <w:r>
-        <w:rPr>
-          <w:sz w:val="24"/>
-          <w:szCs w:val="24"/>
-        </w:rPr>
-        <w:t>A Camada de Input é responsável pela configuração dinâmica da simulação.</w:t>
-      </w:r>
-      <w:r>
-        <w:rPr>
-          <w:sz w:val="24"/>
-          <w:szCs w:val="24"/>
-        </w:rPr>
-        <w:t xml:space="preserve"> </w:t>
-      </w:r>
-      <w:r>
-        <w:rPr>
-          <w:sz w:val="24"/>
-          <w:szCs w:val="24"/>
-        </w:rPr>
-        <w:t xml:space="preserve"> No Mesa, esta camada utiliza o servidor Tornado. O utilizador define os parâmetros iniciais (Nº de agentes, nível de formação, ativação de MFA) através de componentes visuais (</w:t>
+        <w:jc w:val="both"/>
+        <w:rPr>
+          <w:sz w:val="24"/>
+          <w:szCs w:val="24"/>
+        </w:rPr>
+      </w:pPr>
+      <w:r>
+        <w:rPr>
+          <w:sz w:val="24"/>
+          <w:szCs w:val="24"/>
+        </w:rPr>
+        <w:t>A Camada de Input é responsável pela configuração dinâmica da simulação.  No Mesa, esta camada utiliza o servidor Tornado. O utilizador define os parâmetros iniciais (Nº de agentes, nível de formação, ativação de MFA) através de componentes visuais (</w:t>
       </w:r>
       <w:proofErr w:type="spellStart"/>
       <w:r>
@@ -472,97 +331,267 @@
     </w:p>
     <w:p>
       <w:pPr>
-        <w:rPr>
-          <w:sz w:val="24"/>
-          <w:szCs w:val="24"/>
-        </w:rPr>
-      </w:pPr>
-      <w:r>
-        <w:rPr>
-          <w:sz w:val="24"/>
-          <w:szCs w:val="24"/>
-        </w:rPr>
-        <w:t>Esta camada funciona como uma interface de controlo onde o utilizador define:</w:t>
+        <w:jc w:val="both"/>
+        <w:rPr>
+          <w:sz w:val="24"/>
+          <w:szCs w:val="24"/>
+        </w:rPr>
+      </w:pPr>
+      <w:r>
+        <w:rPr>
+          <w:sz w:val="24"/>
+          <w:szCs w:val="24"/>
+        </w:rPr>
+        <w:t>Vamos usar</w:t>
+      </w:r>
+      <w:r>
+        <w:rPr>
+          <w:sz w:val="24"/>
+          <w:szCs w:val="24"/>
+        </w:rPr>
+        <w:t xml:space="preserve"> </w:t>
+      </w:r>
+      <w:proofErr w:type="spellStart"/>
+      <w:r>
+        <w:rPr>
+          <w:sz w:val="24"/>
+          <w:szCs w:val="24"/>
+        </w:rPr>
+        <w:t>FastAPI</w:t>
+      </w:r>
+      <w:proofErr w:type="spellEnd"/>
+      <w:r>
+        <w:rPr>
+          <w:sz w:val="24"/>
+          <w:szCs w:val="24"/>
+        </w:rPr>
+        <w:t xml:space="preserve"> como camada de entrada porque o projeto exige execução controlada</w:t>
+      </w:r>
+      <w:r>
+        <w:rPr>
+          <w:sz w:val="24"/>
+          <w:szCs w:val="24"/>
+        </w:rPr>
+        <w:t xml:space="preserve"> </w:t>
+      </w:r>
+      <w:r>
+        <w:rPr>
+          <w:sz w:val="24"/>
+          <w:szCs w:val="24"/>
+        </w:rPr>
+        <w:t>de</w:t>
+      </w:r>
+      <w:r>
+        <w:rPr>
+          <w:sz w:val="24"/>
+          <w:szCs w:val="24"/>
+        </w:rPr>
+        <w:t xml:space="preserve"> </w:t>
+      </w:r>
+      <w:r>
+        <w:rPr>
+          <w:sz w:val="24"/>
+          <w:szCs w:val="24"/>
+        </w:rPr>
+        <w:t>experiências.</w:t>
+      </w:r>
+      <w:r>
+        <w:rPr>
+          <w:sz w:val="24"/>
+          <w:szCs w:val="24"/>
+        </w:rPr>
+        <w:t xml:space="preserve"> </w:t>
+      </w:r>
+      <w:r>
+        <w:rPr>
+          <w:sz w:val="24"/>
+          <w:szCs w:val="24"/>
+        </w:rPr>
+        <w:t xml:space="preserve">Cada experiência é enviada como configuração estruturada através de </w:t>
+      </w:r>
+      <w:proofErr w:type="spellStart"/>
+      <w:r>
+        <w:rPr>
+          <w:sz w:val="24"/>
+          <w:szCs w:val="24"/>
+        </w:rPr>
+        <w:t>endpoints</w:t>
+      </w:r>
+      <w:proofErr w:type="spellEnd"/>
+      <w:r>
+        <w:rPr>
+          <w:sz w:val="24"/>
+          <w:szCs w:val="24"/>
+        </w:rPr>
+        <w:t xml:space="preserve"> REST.</w:t>
+      </w:r>
+    </w:p>
+    <w:p>
+      <w:pPr>
+        <w:jc w:val="both"/>
+        <w:rPr>
+          <w:b/>
+          <w:bCs/>
+          <w:sz w:val="24"/>
+          <w:szCs w:val="24"/>
+        </w:rPr>
+      </w:pPr>
+      <w:proofErr w:type="spellStart"/>
+      <w:r>
+        <w:rPr>
+          <w:b/>
+          <w:bCs/>
+          <w:sz w:val="24"/>
+          <w:szCs w:val="24"/>
+        </w:rPr>
+        <w:t>FastAPI</w:t>
+      </w:r>
+      <w:proofErr w:type="spellEnd"/>
+      <w:r>
+        <w:rPr>
+          <w:b/>
+          <w:bCs/>
+          <w:sz w:val="24"/>
+          <w:szCs w:val="24"/>
+        </w:rPr>
+        <w:t xml:space="preserve"> (</w:t>
+      </w:r>
+      <w:proofErr w:type="spellStart"/>
+      <w:r>
+        <w:rPr>
+          <w:b/>
+          <w:bCs/>
+          <w:sz w:val="24"/>
+          <w:szCs w:val="24"/>
+        </w:rPr>
+        <w:t>backend</w:t>
+      </w:r>
+      <w:proofErr w:type="spellEnd"/>
+      <w:r>
+        <w:rPr>
+          <w:b/>
+          <w:bCs/>
+          <w:sz w:val="24"/>
+          <w:szCs w:val="24"/>
+        </w:rPr>
+        <w:t>)</w:t>
+      </w:r>
+    </w:p>
+    <w:p>
+      <w:pPr>
+        <w:jc w:val="both"/>
+        <w:rPr>
+          <w:sz w:val="24"/>
+          <w:szCs w:val="24"/>
+        </w:rPr>
+      </w:pPr>
+      <w:r>
+        <w:rPr>
+          <w:sz w:val="24"/>
+          <w:szCs w:val="24"/>
+        </w:rPr>
+        <w:t>Faz:</w:t>
       </w:r>
     </w:p>
     <w:p>
       <w:pPr>
         <w:numPr>
           <w:ilvl w:val="0"/>
-          <w:numId w:val="3"/>
+          <w:numId w:val="48"/>
         </w:numPr>
-        <w:rPr>
-          <w:sz w:val="24"/>
-          <w:szCs w:val="24"/>
-        </w:rPr>
-      </w:pPr>
-      <w:r>
-        <w:rPr>
-          <w:sz w:val="24"/>
-          <w:szCs w:val="24"/>
-        </w:rPr>
-        <w:t xml:space="preserve">características da organização; </w:t>
+        <w:jc w:val="both"/>
+        <w:rPr>
+          <w:sz w:val="24"/>
+          <w:szCs w:val="24"/>
+        </w:rPr>
+      </w:pPr>
+      <w:r>
+        <w:rPr>
+          <w:sz w:val="24"/>
+          <w:szCs w:val="24"/>
+        </w:rPr>
+        <w:t xml:space="preserve">cálculo de </w:t>
+      </w:r>
+      <w:proofErr w:type="spellStart"/>
+      <w:r>
+        <w:rPr>
+          <w:sz w:val="24"/>
+          <w:szCs w:val="24"/>
+        </w:rPr>
+        <w:t>KPIs</w:t>
+      </w:r>
+      <w:proofErr w:type="spellEnd"/>
+      <w:r>
+        <w:rPr>
+          <w:sz w:val="24"/>
+          <w:szCs w:val="24"/>
+        </w:rPr>
+        <w:t xml:space="preserve"> </w:t>
       </w:r>
     </w:p>
     <w:p>
       <w:pPr>
         <w:numPr>
           <w:ilvl w:val="0"/>
-          <w:numId w:val="3"/>
+          <w:numId w:val="48"/>
         </w:numPr>
-        <w:rPr>
-          <w:sz w:val="24"/>
-          <w:szCs w:val="24"/>
-        </w:rPr>
-      </w:pPr>
-      <w:r>
-        <w:rPr>
-          <w:sz w:val="24"/>
-          <w:szCs w:val="24"/>
-        </w:rPr>
-        <w:t xml:space="preserve">tipo de ataque; </w:t>
+        <w:jc w:val="both"/>
+        <w:rPr>
+          <w:sz w:val="24"/>
+          <w:szCs w:val="24"/>
+        </w:rPr>
+      </w:pPr>
+      <w:r>
+        <w:rPr>
+          <w:sz w:val="24"/>
+          <w:szCs w:val="24"/>
+        </w:rPr>
+        <w:t xml:space="preserve">geração de dados de grafo </w:t>
       </w:r>
     </w:p>
     <w:p>
       <w:pPr>
         <w:numPr>
           <w:ilvl w:val="0"/>
-          <w:numId w:val="3"/>
+          <w:numId w:val="48"/>
         </w:numPr>
-        <w:rPr>
-          <w:sz w:val="24"/>
-          <w:szCs w:val="24"/>
-        </w:rPr>
-      </w:pPr>
-      <w:r>
-        <w:rPr>
-          <w:sz w:val="24"/>
-          <w:szCs w:val="24"/>
-        </w:rPr>
-        <w:t xml:space="preserve">mecanismos de defesa; </w:t>
+        <w:jc w:val="both"/>
+        <w:rPr>
+          <w:sz w:val="24"/>
+          <w:szCs w:val="24"/>
+        </w:rPr>
+      </w:pPr>
+      <w:r>
+        <w:rPr>
+          <w:sz w:val="24"/>
+          <w:szCs w:val="24"/>
+        </w:rPr>
+        <w:t xml:space="preserve">agregação de métricas </w:t>
       </w:r>
     </w:p>
     <w:p>
       <w:pPr>
         <w:numPr>
           <w:ilvl w:val="0"/>
-          <w:numId w:val="3"/>
+          <w:numId w:val="48"/>
         </w:numPr>
-        <w:rPr>
-          <w:sz w:val="24"/>
-          <w:szCs w:val="24"/>
-        </w:rPr>
-      </w:pPr>
-      <w:r>
-        <w:rPr>
-          <w:sz w:val="24"/>
-          <w:szCs w:val="24"/>
-        </w:rPr>
-        <w:t xml:space="preserve">parâmetros temporais da simulação. </w:t>
-      </w:r>
-    </w:p>
-    <w:p>
-      <w:pPr>
+        <w:jc w:val="both"/>
+        <w:rPr>
+          <w:sz w:val="24"/>
+          <w:szCs w:val="24"/>
+        </w:rPr>
+      </w:pPr>
+      <w:r>
+        <w:rPr>
+          <w:sz w:val="24"/>
+          <w:szCs w:val="24"/>
+        </w:rPr>
+        <w:t>input de dados</w:t>
+      </w:r>
+    </w:p>
+    <w:p>
+      <w:pPr>
+        <w:jc w:val="both"/>
         <w:rPr>
           <w:b/>
           <w:bCs/>
@@ -570,6 +599,7 @@
           <w:szCs w:val="24"/>
         </w:rPr>
       </w:pPr>
+      <w:proofErr w:type="spellStart"/>
       <w:r>
         <w:rPr>
           <w:b/>
@@ -577,19 +607,19 @@
           <w:sz w:val="24"/>
           <w:szCs w:val="24"/>
         </w:rPr>
-        <w:lastRenderedPageBreak/>
-        <w:t>Componentes Principais</w:t>
-      </w:r>
-    </w:p>
-    <w:p>
-      <w:pPr>
+        <w:t>Streamlit</w:t>
+      </w:r>
+      <w:proofErr w:type="spellEnd"/>
+      <w:r>
         <w:rPr>
           <w:b/>
           <w:bCs/>
           <w:sz w:val="24"/>
           <w:szCs w:val="24"/>
         </w:rPr>
-      </w:pPr>
+        <w:t xml:space="preserve"> (</w:t>
+      </w:r>
+      <w:proofErr w:type="spellStart"/>
       <w:r>
         <w:rPr>
           <w:b/>
@@ -597,33 +627,169 @@
           <w:sz w:val="24"/>
           <w:szCs w:val="24"/>
         </w:rPr>
-        <w:t>1.1 Configuração Organizacional</w:t>
-      </w:r>
-    </w:p>
-    <w:p>
-      <w:pPr>
-        <w:rPr>
-          <w:sz w:val="24"/>
-          <w:szCs w:val="24"/>
-        </w:rPr>
-      </w:pPr>
-      <w:r>
-        <w:rPr>
-          <w:sz w:val="24"/>
-          <w:szCs w:val="24"/>
-        </w:rPr>
-        <w:t>Permite definir a estrutura da organização.</w:t>
-      </w:r>
-    </w:p>
-    <w:p>
-      <w:pPr>
+        <w:t>frontend</w:t>
+      </w:r>
+      <w:proofErr w:type="spellEnd"/>
+      <w:r>
         <w:rPr>
           <w:b/>
           <w:bCs/>
           <w:sz w:val="24"/>
           <w:szCs w:val="24"/>
         </w:rPr>
-      </w:pPr>
+        <w:t>)</w:t>
+      </w:r>
+    </w:p>
+    <w:p>
+      <w:pPr>
+        <w:jc w:val="both"/>
+        <w:rPr>
+          <w:sz w:val="24"/>
+          <w:szCs w:val="24"/>
+        </w:rPr>
+      </w:pPr>
+      <w:r>
+        <w:rPr>
+          <w:sz w:val="24"/>
+          <w:szCs w:val="24"/>
+        </w:rPr>
+        <w:t>Faz:</w:t>
+      </w:r>
+    </w:p>
+    <w:p>
+      <w:pPr>
+        <w:numPr>
+          <w:ilvl w:val="0"/>
+          <w:numId w:val="49"/>
+        </w:numPr>
+        <w:jc w:val="both"/>
+        <w:rPr>
+          <w:sz w:val="24"/>
+          <w:szCs w:val="24"/>
+        </w:rPr>
+      </w:pPr>
+      <w:r>
+        <w:rPr>
+          <w:sz w:val="24"/>
+          <w:szCs w:val="24"/>
+        </w:rPr>
+        <w:t xml:space="preserve">mostrar </w:t>
+      </w:r>
+      <w:proofErr w:type="spellStart"/>
+      <w:r>
+        <w:rPr>
+          <w:sz w:val="24"/>
+          <w:szCs w:val="24"/>
+        </w:rPr>
+        <w:t>KPIs</w:t>
+      </w:r>
+      <w:proofErr w:type="spellEnd"/>
+      <w:r>
+        <w:rPr>
+          <w:sz w:val="24"/>
+          <w:szCs w:val="24"/>
+        </w:rPr>
+        <w:t xml:space="preserve"> </w:t>
+      </w:r>
+    </w:p>
+    <w:p>
+      <w:pPr>
+        <w:numPr>
+          <w:ilvl w:val="0"/>
+          <w:numId w:val="49"/>
+        </w:numPr>
+        <w:jc w:val="both"/>
+        <w:rPr>
+          <w:sz w:val="24"/>
+          <w:szCs w:val="24"/>
+        </w:rPr>
+      </w:pPr>
+      <w:r>
+        <w:rPr>
+          <w:sz w:val="24"/>
+          <w:szCs w:val="24"/>
+        </w:rPr>
+        <w:t xml:space="preserve">desenhar grafos </w:t>
+      </w:r>
+    </w:p>
+    <w:p>
+      <w:pPr>
+        <w:numPr>
+          <w:ilvl w:val="0"/>
+          <w:numId w:val="49"/>
+        </w:numPr>
+        <w:jc w:val="both"/>
+        <w:rPr>
+          <w:sz w:val="24"/>
+          <w:szCs w:val="24"/>
+        </w:rPr>
+      </w:pPr>
+      <w:proofErr w:type="spellStart"/>
+      <w:r>
+        <w:rPr>
+          <w:sz w:val="24"/>
+          <w:szCs w:val="24"/>
+        </w:rPr>
+        <w:t>dashboards</w:t>
+      </w:r>
+      <w:proofErr w:type="spellEnd"/>
+    </w:p>
+    <w:p>
+      <w:pPr>
+        <w:numPr>
+          <w:ilvl w:val="0"/>
+          <w:numId w:val="49"/>
+        </w:numPr>
+        <w:jc w:val="both"/>
+        <w:rPr>
+          <w:sz w:val="24"/>
+          <w:szCs w:val="24"/>
+        </w:rPr>
+      </w:pPr>
+      <w:r>
+        <w:rPr>
+          <w:sz w:val="24"/>
+          <w:szCs w:val="24"/>
+        </w:rPr>
+        <w:t>interface inputs</w:t>
+      </w:r>
+    </w:p>
+    <w:p>
+      <w:pPr>
+        <w:jc w:val="both"/>
+        <w:rPr>
+          <w:sz w:val="24"/>
+          <w:szCs w:val="24"/>
+        </w:rPr>
+      </w:pPr>
+    </w:p>
+    <w:p>
+      <w:pPr>
+        <w:jc w:val="both"/>
+        <w:rPr>
+          <w:b/>
+          <w:bCs/>
+          <w:sz w:val="24"/>
+          <w:szCs w:val="24"/>
+        </w:rPr>
+      </w:pPr>
+      <w:r>
+        <w:rPr>
+          <w:b/>
+          <w:bCs/>
+          <w:sz w:val="24"/>
+          <w:szCs w:val="24"/>
+        </w:rPr>
+        <w:lastRenderedPageBreak/>
+        <w:t>Interface</w:t>
+      </w:r>
+      <w:r>
+        <w:rPr>
+          <w:sz w:val="24"/>
+          <w:szCs w:val="24"/>
+        </w:rPr>
+        <w:t xml:space="preserve">  </w:t>
+      </w:r>
       <w:r>
         <w:rPr>
           <w:b/>
@@ -640,6 +806,7 @@
           <w:ilvl w:val="0"/>
           <w:numId w:val="4"/>
         </w:numPr>
+        <w:jc w:val="both"/>
         <w:rPr>
           <w:sz w:val="24"/>
           <w:szCs w:val="24"/>
@@ -659,6 +826,7 @@
           <w:ilvl w:val="0"/>
           <w:numId w:val="4"/>
         </w:numPr>
+        <w:jc w:val="both"/>
         <w:rPr>
           <w:sz w:val="24"/>
           <w:szCs w:val="24"/>
@@ -670,6 +838,13 @@
           <w:szCs w:val="24"/>
         </w:rPr>
         <w:t xml:space="preserve">Número de departamentos </w:t>
+      </w:r>
+      <w:r>
+        <w:rPr>
+          <w:sz w:val="24"/>
+          <w:szCs w:val="24"/>
+        </w:rPr>
+        <w:t>(6)</w:t>
       </w:r>
     </w:p>
     <w:p>
@@ -678,6 +853,7 @@
           <w:ilvl w:val="0"/>
           <w:numId w:val="4"/>
         </w:numPr>
+        <w:jc w:val="both"/>
         <w:rPr>
           <w:sz w:val="24"/>
           <w:szCs w:val="24"/>
@@ -697,6 +873,7 @@
           <w:ilvl w:val="0"/>
           <w:numId w:val="4"/>
         </w:numPr>
+        <w:jc w:val="both"/>
         <w:rPr>
           <w:sz w:val="24"/>
           <w:szCs w:val="24"/>
@@ -716,6 +893,7 @@
           <w:ilvl w:val="0"/>
           <w:numId w:val="4"/>
         </w:numPr>
+        <w:jc w:val="both"/>
         <w:rPr>
           <w:sz w:val="24"/>
           <w:szCs w:val="24"/>
@@ -731,14 +909,16 @@
     </w:p>
     <w:p>
       <w:pPr>
-        <w:rPr>
-          <w:sz w:val="24"/>
-          <w:szCs w:val="24"/>
-        </w:rPr>
-      </w:pPr>
-    </w:p>
-    <w:p>
-      <w:pPr>
+        <w:jc w:val="both"/>
+        <w:rPr>
+          <w:sz w:val="24"/>
+          <w:szCs w:val="24"/>
+        </w:rPr>
+      </w:pPr>
+    </w:p>
+    <w:p>
+      <w:pPr>
+        <w:jc w:val="both"/>
         <w:rPr>
           <w:b/>
           <w:bCs/>
@@ -758,21 +938,7 @@
     </w:p>
     <w:p>
       <w:pPr>
-        <w:rPr>
-          <w:sz w:val="24"/>
-          <w:szCs w:val="24"/>
-        </w:rPr>
-      </w:pPr>
-      <w:r>
-        <w:rPr>
-          <w:sz w:val="24"/>
-          <w:szCs w:val="24"/>
-        </w:rPr>
-        <w:t>Permite escolher o tipo de engenharia social.</w:t>
-      </w:r>
-    </w:p>
-    <w:p>
-      <w:pPr>
+        <w:jc w:val="both"/>
         <w:rPr>
           <w:b/>
           <w:bCs/>
@@ -787,30 +953,12 @@
           <w:sz w:val="24"/>
           <w:szCs w:val="24"/>
         </w:rPr>
-        <w:t>Tipos suportados:</w:t>
-      </w:r>
-    </w:p>
-    <w:p>
-      <w:pPr>
-        <w:rPr>
-          <w:b/>
-          <w:bCs/>
-          <w:sz w:val="24"/>
-          <w:szCs w:val="24"/>
-        </w:rPr>
-      </w:pPr>
-      <w:r>
-        <w:rPr>
-          <w:b/>
-          <w:bCs/>
-          <w:sz w:val="24"/>
-          <w:szCs w:val="24"/>
-        </w:rPr>
         <w:t>Phishing Massivo</w:t>
       </w:r>
     </w:p>
     <w:p>
       <w:pPr>
+        <w:jc w:val="both"/>
         <w:rPr>
           <w:sz w:val="24"/>
           <w:szCs w:val="24"/>
@@ -826,6 +974,7 @@
     </w:p>
     <w:p>
       <w:pPr>
+        <w:jc w:val="both"/>
         <w:rPr>
           <w:sz w:val="24"/>
           <w:szCs w:val="24"/>
@@ -845,6 +994,7 @@
           <w:ilvl w:val="0"/>
           <w:numId w:val="5"/>
         </w:numPr>
+        <w:jc w:val="both"/>
         <w:rPr>
           <w:sz w:val="24"/>
           <w:szCs w:val="24"/>
@@ -864,6 +1014,7 @@
           <w:ilvl w:val="0"/>
           <w:numId w:val="5"/>
         </w:numPr>
+        <w:jc w:val="both"/>
         <w:rPr>
           <w:sz w:val="24"/>
           <w:szCs w:val="24"/>
@@ -883,6 +1034,7 @@
           <w:ilvl w:val="0"/>
           <w:numId w:val="5"/>
         </w:numPr>
+        <w:jc w:val="both"/>
         <w:rPr>
           <w:sz w:val="24"/>
           <w:szCs w:val="24"/>
@@ -898,6 +1050,7 @@
     </w:p>
     <w:p>
       <w:pPr>
+        <w:jc w:val="both"/>
         <w:rPr>
           <w:sz w:val="24"/>
           <w:szCs w:val="24"/>
@@ -917,6 +1070,7 @@
           <w:ilvl w:val="0"/>
           <w:numId w:val="6"/>
         </w:numPr>
+        <w:jc w:val="both"/>
         <w:rPr>
           <w:sz w:val="24"/>
           <w:szCs w:val="24"/>
@@ -936,6 +1090,7 @@
           <w:ilvl w:val="0"/>
           <w:numId w:val="6"/>
         </w:numPr>
+        <w:jc w:val="both"/>
         <w:rPr>
           <w:sz w:val="24"/>
           <w:szCs w:val="24"/>
@@ -955,6 +1110,7 @@
           <w:ilvl w:val="0"/>
           <w:numId w:val="6"/>
         </w:numPr>
+        <w:jc w:val="both"/>
         <w:rPr>
           <w:sz w:val="24"/>
           <w:szCs w:val="24"/>
@@ -970,14 +1126,16 @@
     </w:p>
     <w:p>
       <w:pPr>
-        <w:rPr>
-          <w:sz w:val="24"/>
-          <w:szCs w:val="24"/>
-        </w:rPr>
-      </w:pPr>
-    </w:p>
-    <w:p>
-      <w:pPr>
+        <w:jc w:val="both"/>
+        <w:rPr>
+          <w:sz w:val="24"/>
+          <w:szCs w:val="24"/>
+        </w:rPr>
+      </w:pPr>
+    </w:p>
+    <w:p>
+      <w:pPr>
+        <w:jc w:val="both"/>
         <w:rPr>
           <w:b/>
           <w:bCs/>
@@ -1008,6 +1166,7 @@
     </w:p>
     <w:p>
       <w:pPr>
+        <w:jc w:val="both"/>
         <w:rPr>
           <w:sz w:val="24"/>
           <w:szCs w:val="24"/>
@@ -1023,6 +1182,7 @@
     </w:p>
     <w:p>
       <w:pPr>
+        <w:jc w:val="both"/>
         <w:rPr>
           <w:sz w:val="24"/>
           <w:szCs w:val="24"/>
@@ -1042,6 +1202,7 @@
           <w:ilvl w:val="0"/>
           <w:numId w:val="7"/>
         </w:numPr>
+        <w:jc w:val="both"/>
         <w:rPr>
           <w:sz w:val="24"/>
           <w:szCs w:val="24"/>
@@ -1061,6 +1222,7 @@
           <w:ilvl w:val="0"/>
           <w:numId w:val="7"/>
         </w:numPr>
+        <w:jc w:val="both"/>
         <w:rPr>
           <w:sz w:val="24"/>
           <w:szCs w:val="24"/>
@@ -1080,22 +1242,23 @@
           <w:ilvl w:val="0"/>
           <w:numId w:val="7"/>
         </w:numPr>
-        <w:rPr>
-          <w:sz w:val="24"/>
-          <w:szCs w:val="24"/>
-        </w:rPr>
-      </w:pPr>
-      <w:r>
-        <w:rPr>
-          <w:sz w:val="24"/>
-          <w:szCs w:val="24"/>
-        </w:rPr>
-        <w:lastRenderedPageBreak/>
+        <w:jc w:val="both"/>
+        <w:rPr>
+          <w:sz w:val="24"/>
+          <w:szCs w:val="24"/>
+        </w:rPr>
+      </w:pPr>
+      <w:r>
+        <w:rPr>
+          <w:sz w:val="24"/>
+          <w:szCs w:val="24"/>
+        </w:rPr>
         <w:t xml:space="preserve">falso acesso interno. </w:t>
       </w:r>
     </w:p>
     <w:p>
       <w:pPr>
+        <w:jc w:val="both"/>
         <w:rPr>
           <w:sz w:val="24"/>
           <w:szCs w:val="24"/>
@@ -1115,6 +1278,7 @@
           <w:ilvl w:val="0"/>
           <w:numId w:val="8"/>
         </w:numPr>
+        <w:jc w:val="both"/>
         <w:rPr>
           <w:sz w:val="24"/>
           <w:szCs w:val="24"/>
@@ -1134,6 +1298,7 @@
           <w:ilvl w:val="0"/>
           <w:numId w:val="8"/>
         </w:numPr>
+        <w:jc w:val="both"/>
         <w:rPr>
           <w:sz w:val="24"/>
           <w:szCs w:val="24"/>
@@ -1153,6 +1318,7 @@
           <w:ilvl w:val="0"/>
           <w:numId w:val="8"/>
         </w:numPr>
+        <w:jc w:val="both"/>
         <w:rPr>
           <w:sz w:val="24"/>
           <w:szCs w:val="24"/>
@@ -1168,14 +1334,7 @@
     </w:p>
     <w:p>
       <w:pPr>
-        <w:rPr>
-          <w:sz w:val="24"/>
-          <w:szCs w:val="24"/>
-        </w:rPr>
-      </w:pPr>
-    </w:p>
-    <w:p>
-      <w:pPr>
+        <w:jc w:val="both"/>
         <w:rPr>
           <w:b/>
           <w:bCs/>
@@ -1190,26 +1349,13 @@
           <w:sz w:val="24"/>
           <w:szCs w:val="24"/>
         </w:rPr>
+        <w:lastRenderedPageBreak/>
         <w:t>1.3 Medidas de Defesa</w:t>
       </w:r>
     </w:p>
     <w:p>
       <w:pPr>
-        <w:rPr>
-          <w:sz w:val="24"/>
-          <w:szCs w:val="24"/>
-        </w:rPr>
-      </w:pPr>
-      <w:r>
-        <w:rPr>
-          <w:sz w:val="24"/>
-          <w:szCs w:val="24"/>
-        </w:rPr>
-        <w:t>A interface permite ativar mecanismos defensivos.</w:t>
-      </w:r>
-    </w:p>
-    <w:p>
-      <w:pPr>
+        <w:jc w:val="both"/>
         <w:rPr>
           <w:b/>
           <w:bCs/>
@@ -1229,6 +1375,7 @@
     </w:p>
     <w:p>
       <w:pPr>
+        <w:jc w:val="both"/>
         <w:rPr>
           <w:sz w:val="24"/>
           <w:szCs w:val="24"/>
@@ -1248,6 +1395,7 @@
           <w:ilvl w:val="0"/>
           <w:numId w:val="9"/>
         </w:numPr>
+        <w:jc w:val="both"/>
         <w:rPr>
           <w:sz w:val="24"/>
           <w:szCs w:val="24"/>
@@ -1267,6 +1415,7 @@
           <w:ilvl w:val="0"/>
           <w:numId w:val="9"/>
         </w:numPr>
+        <w:jc w:val="both"/>
         <w:rPr>
           <w:sz w:val="24"/>
           <w:szCs w:val="24"/>
@@ -1286,6 +1435,7 @@
           <w:ilvl w:val="0"/>
           <w:numId w:val="9"/>
         </w:numPr>
+        <w:jc w:val="both"/>
         <w:rPr>
           <w:sz w:val="24"/>
           <w:szCs w:val="24"/>
@@ -1301,14 +1451,16 @@
     </w:p>
     <w:p>
       <w:pPr>
-        <w:rPr>
-          <w:sz w:val="24"/>
-          <w:szCs w:val="24"/>
-        </w:rPr>
-      </w:pPr>
-    </w:p>
-    <w:p>
-      <w:pPr>
+        <w:jc w:val="both"/>
+        <w:rPr>
+          <w:sz w:val="24"/>
+          <w:szCs w:val="24"/>
+        </w:rPr>
+      </w:pPr>
+    </w:p>
+    <w:p>
+      <w:pPr>
+        <w:jc w:val="both"/>
         <w:rPr>
           <w:b/>
           <w:bCs/>
@@ -1368,6 +1520,7 @@
     </w:p>
     <w:p>
       <w:pPr>
+        <w:jc w:val="both"/>
         <w:rPr>
           <w:sz w:val="24"/>
           <w:szCs w:val="24"/>
@@ -1387,6 +1540,7 @@
           <w:ilvl w:val="0"/>
           <w:numId w:val="10"/>
         </w:numPr>
+        <w:jc w:val="both"/>
         <w:rPr>
           <w:sz w:val="24"/>
           <w:szCs w:val="24"/>
@@ -1406,6 +1560,7 @@
           <w:ilvl w:val="0"/>
           <w:numId w:val="10"/>
         </w:numPr>
+        <w:jc w:val="both"/>
         <w:rPr>
           <w:sz w:val="24"/>
           <w:szCs w:val="24"/>
@@ -1421,14 +1576,16 @@
     </w:p>
     <w:p>
       <w:pPr>
-        <w:rPr>
-          <w:sz w:val="24"/>
-          <w:szCs w:val="24"/>
-        </w:rPr>
-      </w:pPr>
-    </w:p>
-    <w:p>
-      <w:pPr>
+        <w:jc w:val="both"/>
+        <w:rPr>
+          <w:sz w:val="24"/>
+          <w:szCs w:val="24"/>
+        </w:rPr>
+      </w:pPr>
+    </w:p>
+    <w:p>
+      <w:pPr>
+        <w:jc w:val="both"/>
         <w:rPr>
           <w:b/>
           <w:bCs/>
@@ -1448,6 +1605,7 @@
     </w:p>
     <w:p>
       <w:pPr>
+        <w:jc w:val="both"/>
         <w:rPr>
           <w:sz w:val="24"/>
           <w:szCs w:val="24"/>
@@ -1467,6 +1625,7 @@
           <w:ilvl w:val="0"/>
           <w:numId w:val="11"/>
         </w:numPr>
+        <w:jc w:val="both"/>
         <w:rPr>
           <w:sz w:val="24"/>
           <w:szCs w:val="24"/>
@@ -1486,6 +1645,7 @@
           <w:ilvl w:val="0"/>
           <w:numId w:val="11"/>
         </w:numPr>
+        <w:jc w:val="both"/>
         <w:rPr>
           <w:sz w:val="24"/>
           <w:szCs w:val="24"/>
@@ -1501,14 +1661,16 @@
     </w:p>
     <w:p>
       <w:pPr>
-        <w:rPr>
-          <w:sz w:val="24"/>
-          <w:szCs w:val="24"/>
-        </w:rPr>
-      </w:pPr>
-    </w:p>
-    <w:p>
-      <w:pPr>
+        <w:jc w:val="both"/>
+        <w:rPr>
+          <w:sz w:val="24"/>
+          <w:szCs w:val="24"/>
+        </w:rPr>
+      </w:pPr>
+    </w:p>
+    <w:p>
+      <w:pPr>
+        <w:jc w:val="both"/>
         <w:rPr>
           <w:b/>
           <w:bCs/>
@@ -1528,6 +1690,7 @@
     </w:p>
     <w:p>
       <w:pPr>
+        <w:jc w:val="both"/>
         <w:rPr>
           <w:sz w:val="24"/>
           <w:szCs w:val="24"/>
@@ -1547,6 +1710,7 @@
           <w:ilvl w:val="0"/>
           <w:numId w:val="12"/>
         </w:numPr>
+        <w:jc w:val="both"/>
         <w:rPr>
           <w:sz w:val="24"/>
           <w:szCs w:val="24"/>
@@ -1566,6 +1730,7 @@
           <w:ilvl w:val="0"/>
           <w:numId w:val="12"/>
         </w:numPr>
+        <w:jc w:val="both"/>
         <w:rPr>
           <w:sz w:val="24"/>
           <w:szCs w:val="24"/>
@@ -1601,6 +1766,7 @@
           <w:ilvl w:val="0"/>
           <w:numId w:val="12"/>
         </w:numPr>
+        <w:jc w:val="both"/>
         <w:rPr>
           <w:sz w:val="24"/>
           <w:szCs w:val="24"/>
@@ -1616,38 +1782,70 @@
     </w:p>
     <w:p>
       <w:pPr>
-        <w:rPr>
-          <w:sz w:val="24"/>
-          <w:szCs w:val="24"/>
-        </w:rPr>
-      </w:pPr>
-    </w:p>
-    <w:p>
-      <w:pPr>
-        <w:rPr>
-          <w:sz w:val="24"/>
-          <w:szCs w:val="24"/>
-        </w:rPr>
-      </w:pPr>
-    </w:p>
-    <w:p>
-      <w:pPr>
-        <w:rPr>
-          <w:sz w:val="24"/>
-          <w:szCs w:val="24"/>
-        </w:rPr>
-      </w:pPr>
-    </w:p>
-    <w:p>
-      <w:pPr>
-        <w:rPr>
-          <w:sz w:val="24"/>
-          <w:szCs w:val="24"/>
-        </w:rPr>
-      </w:pPr>
-    </w:p>
-    <w:p>
-      <w:pPr>
+        <w:jc w:val="both"/>
+        <w:rPr>
+          <w:sz w:val="24"/>
+          <w:szCs w:val="24"/>
+        </w:rPr>
+      </w:pPr>
+    </w:p>
+    <w:p>
+      <w:pPr>
+        <w:jc w:val="both"/>
+        <w:rPr>
+          <w:sz w:val="24"/>
+          <w:szCs w:val="24"/>
+        </w:rPr>
+      </w:pPr>
+    </w:p>
+    <w:p>
+      <w:pPr>
+        <w:jc w:val="both"/>
+        <w:rPr>
+          <w:sz w:val="24"/>
+          <w:szCs w:val="24"/>
+        </w:rPr>
+      </w:pPr>
+    </w:p>
+    <w:p>
+      <w:pPr>
+        <w:jc w:val="both"/>
+        <w:rPr>
+          <w:sz w:val="24"/>
+          <w:szCs w:val="24"/>
+        </w:rPr>
+      </w:pPr>
+    </w:p>
+    <w:p>
+      <w:pPr>
+        <w:jc w:val="both"/>
+        <w:rPr>
+          <w:sz w:val="24"/>
+          <w:szCs w:val="24"/>
+        </w:rPr>
+      </w:pPr>
+    </w:p>
+    <w:p>
+      <w:pPr>
+        <w:jc w:val="both"/>
+        <w:rPr>
+          <w:sz w:val="24"/>
+          <w:szCs w:val="24"/>
+        </w:rPr>
+      </w:pPr>
+    </w:p>
+    <w:p>
+      <w:pPr>
+        <w:jc w:val="both"/>
+        <w:rPr>
+          <w:sz w:val="24"/>
+          <w:szCs w:val="24"/>
+        </w:rPr>
+      </w:pPr>
+    </w:p>
+    <w:p>
+      <w:pPr>
+        <w:jc w:val="both"/>
         <w:rPr>
           <w:b/>
           <w:bCs/>
@@ -1662,11 +1860,13 @@
           <w:sz w:val="24"/>
           <w:szCs w:val="24"/>
         </w:rPr>
+        <w:lastRenderedPageBreak/>
         <w:t>Tecnologias Utilizadas</w:t>
       </w:r>
     </w:p>
     <w:p>
       <w:pPr>
+        <w:jc w:val="both"/>
         <w:rPr>
           <w:b/>
           <w:bCs/>
@@ -1697,6 +1897,7 @@
     </w:p>
     <w:p>
       <w:pPr>
+        <w:jc w:val="both"/>
         <w:rPr>
           <w:sz w:val="24"/>
           <w:szCs w:val="24"/>
@@ -1716,6 +1917,7 @@
           <w:ilvl w:val="0"/>
           <w:numId w:val="13"/>
         </w:numPr>
+        <w:jc w:val="both"/>
         <w:rPr>
           <w:sz w:val="24"/>
           <w:szCs w:val="24"/>
@@ -1751,6 +1953,7 @@
           <w:ilvl w:val="0"/>
           <w:numId w:val="13"/>
         </w:numPr>
+        <w:jc w:val="both"/>
         <w:rPr>
           <w:sz w:val="24"/>
           <w:szCs w:val="24"/>
@@ -1779,6 +1982,7 @@
           <w:ilvl w:val="0"/>
           <w:numId w:val="13"/>
         </w:numPr>
+        <w:jc w:val="both"/>
         <w:rPr>
           <w:sz w:val="24"/>
           <w:szCs w:val="24"/>
@@ -1807,6 +2011,7 @@
           <w:ilvl w:val="0"/>
           <w:numId w:val="13"/>
         </w:numPr>
+        <w:jc w:val="both"/>
         <w:rPr>
           <w:sz w:val="24"/>
           <w:szCs w:val="24"/>
@@ -1822,14 +2027,16 @@
     </w:p>
     <w:p>
       <w:pPr>
-        <w:rPr>
-          <w:sz w:val="24"/>
-          <w:szCs w:val="24"/>
-        </w:rPr>
-      </w:pPr>
-    </w:p>
-    <w:p>
-      <w:pPr>
+        <w:jc w:val="both"/>
+        <w:rPr>
+          <w:sz w:val="24"/>
+          <w:szCs w:val="24"/>
+        </w:rPr>
+      </w:pPr>
+    </w:p>
+    <w:p>
+      <w:pPr>
+        <w:jc w:val="both"/>
         <w:rPr>
           <w:b/>
           <w:bCs/>
@@ -1868,6 +2075,7 @@
     <w:p>
       <w:pPr>
         <w:ind w:firstLine="708"/>
+        <w:jc w:val="both"/>
         <w:rPr>
           <w:sz w:val="24"/>
           <w:szCs w:val="24"/>
@@ -1958,6 +2166,7 @@
           <w:ilvl w:val="0"/>
           <w:numId w:val="16"/>
         </w:numPr>
+        <w:jc w:val="both"/>
         <w:rPr>
           <w:sz w:val="24"/>
           <w:szCs w:val="24"/>
@@ -1977,6 +2186,7 @@
           <w:ilvl w:val="0"/>
           <w:numId w:val="16"/>
         </w:numPr>
+        <w:jc w:val="both"/>
         <w:rPr>
           <w:sz w:val="24"/>
           <w:szCs w:val="24"/>
@@ -1996,6 +2206,7 @@
           <w:ilvl w:val="0"/>
           <w:numId w:val="16"/>
         </w:numPr>
+        <w:jc w:val="both"/>
         <w:rPr>
           <w:sz w:val="24"/>
           <w:szCs w:val="24"/>
@@ -2015,6 +2226,7 @@
           <w:ilvl w:val="0"/>
           <w:numId w:val="16"/>
         </w:numPr>
+        <w:jc w:val="both"/>
         <w:rPr>
           <w:sz w:val="24"/>
           <w:szCs w:val="24"/>
@@ -2034,6 +2246,7 @@
           <w:ilvl w:val="0"/>
           <w:numId w:val="16"/>
         </w:numPr>
+        <w:jc w:val="both"/>
         <w:rPr>
           <w:sz w:val="24"/>
           <w:szCs w:val="24"/>
@@ -2049,14 +2262,16 @@
     </w:p>
     <w:p>
       <w:pPr>
-        <w:rPr>
-          <w:sz w:val="24"/>
-          <w:szCs w:val="24"/>
-        </w:rPr>
-      </w:pPr>
-    </w:p>
-    <w:p>
-      <w:pPr>
+        <w:jc w:val="both"/>
+        <w:rPr>
+          <w:sz w:val="24"/>
+          <w:szCs w:val="24"/>
+        </w:rPr>
+      </w:pPr>
+    </w:p>
+    <w:p>
+      <w:pPr>
+        <w:jc w:val="both"/>
         <w:rPr>
           <w:b/>
           <w:bCs/>
@@ -2076,6 +2291,7 @@
     </w:p>
     <w:p>
       <w:pPr>
+        <w:jc w:val="both"/>
         <w:rPr>
           <w:sz w:val="24"/>
           <w:szCs w:val="24"/>
@@ -2095,6 +2311,7 @@
           <w:ilvl w:val="0"/>
           <w:numId w:val="17"/>
         </w:numPr>
+        <w:jc w:val="both"/>
         <w:rPr>
           <w:sz w:val="24"/>
           <w:szCs w:val="24"/>
@@ -2114,6 +2331,7 @@
           <w:ilvl w:val="0"/>
           <w:numId w:val="17"/>
         </w:numPr>
+        <w:jc w:val="both"/>
         <w:rPr>
           <w:sz w:val="24"/>
           <w:szCs w:val="24"/>
@@ -2129,14 +2347,16 @@
     </w:p>
     <w:p>
       <w:pPr>
-        <w:rPr>
-          <w:sz w:val="24"/>
-          <w:szCs w:val="24"/>
-        </w:rPr>
-      </w:pPr>
-    </w:p>
-    <w:p>
-      <w:pPr>
+        <w:jc w:val="both"/>
+        <w:rPr>
+          <w:sz w:val="24"/>
+          <w:szCs w:val="24"/>
+        </w:rPr>
+      </w:pPr>
+    </w:p>
+    <w:p>
+      <w:pPr>
+        <w:jc w:val="both"/>
         <w:rPr>
           <w:b/>
           <w:bCs/>
@@ -2156,6 +2376,7 @@
     </w:p>
     <w:p>
       <w:pPr>
+        <w:jc w:val="both"/>
         <w:rPr>
           <w:b/>
           <w:bCs/>
@@ -2170,12 +2391,12 @@
           <w:sz w:val="24"/>
           <w:szCs w:val="24"/>
         </w:rPr>
-        <w:lastRenderedPageBreak/>
         <w:t>Nós (Nodes)</w:t>
       </w:r>
     </w:p>
     <w:p>
       <w:pPr>
+        <w:jc w:val="both"/>
         <w:rPr>
           <w:sz w:val="24"/>
           <w:szCs w:val="24"/>
@@ -2191,6 +2412,7 @@
     </w:p>
     <w:p>
       <w:pPr>
+        <w:jc w:val="both"/>
         <w:rPr>
           <w:sz w:val="24"/>
           <w:szCs w:val="24"/>
@@ -2210,6 +2432,7 @@
           <w:ilvl w:val="0"/>
           <w:numId w:val="18"/>
         </w:numPr>
+        <w:jc w:val="both"/>
         <w:rPr>
           <w:sz w:val="24"/>
           <w:szCs w:val="24"/>
@@ -2229,16 +2452,18 @@
           <w:ilvl w:val="0"/>
           <w:numId w:val="18"/>
         </w:numPr>
-        <w:rPr>
-          <w:sz w:val="24"/>
-          <w:szCs w:val="24"/>
-        </w:rPr>
-      </w:pPr>
-      <w:r>
-        <w:rPr>
-          <w:sz w:val="24"/>
-          <w:szCs w:val="24"/>
-        </w:rPr>
+        <w:jc w:val="both"/>
+        <w:rPr>
+          <w:sz w:val="24"/>
+          <w:szCs w:val="24"/>
+        </w:rPr>
+      </w:pPr>
+      <w:r>
+        <w:rPr>
+          <w:sz w:val="24"/>
+          <w:szCs w:val="24"/>
+        </w:rPr>
+        <w:lastRenderedPageBreak/>
         <w:t xml:space="preserve">departamento; </w:t>
       </w:r>
     </w:p>
@@ -2248,6 +2473,7 @@
           <w:ilvl w:val="0"/>
           <w:numId w:val="18"/>
         </w:numPr>
+        <w:jc w:val="both"/>
         <w:rPr>
           <w:sz w:val="24"/>
           <w:szCs w:val="24"/>
@@ -2267,6 +2493,7 @@
           <w:ilvl w:val="0"/>
           <w:numId w:val="18"/>
         </w:numPr>
+        <w:jc w:val="both"/>
         <w:rPr>
           <w:sz w:val="24"/>
           <w:szCs w:val="24"/>
@@ -2286,6 +2513,7 @@
           <w:ilvl w:val="0"/>
           <w:numId w:val="18"/>
         </w:numPr>
+        <w:jc w:val="both"/>
         <w:rPr>
           <w:sz w:val="24"/>
           <w:szCs w:val="24"/>
@@ -2305,6 +2533,7 @@
           <w:ilvl w:val="0"/>
           <w:numId w:val="18"/>
         </w:numPr>
+        <w:jc w:val="both"/>
         <w:rPr>
           <w:sz w:val="24"/>
           <w:szCs w:val="24"/>
@@ -2324,6 +2553,7 @@
           <w:ilvl w:val="0"/>
           <w:numId w:val="18"/>
         </w:numPr>
+        <w:jc w:val="both"/>
         <w:rPr>
           <w:sz w:val="24"/>
           <w:szCs w:val="24"/>
@@ -2339,14 +2569,16 @@
     </w:p>
     <w:p>
       <w:pPr>
-        <w:rPr>
-          <w:sz w:val="24"/>
-          <w:szCs w:val="24"/>
-        </w:rPr>
-      </w:pPr>
-    </w:p>
-    <w:p>
-      <w:pPr>
+        <w:jc w:val="both"/>
+        <w:rPr>
+          <w:sz w:val="24"/>
+          <w:szCs w:val="24"/>
+        </w:rPr>
+      </w:pPr>
+    </w:p>
+    <w:p>
+      <w:pPr>
+        <w:jc w:val="both"/>
         <w:rPr>
           <w:b/>
           <w:bCs/>
@@ -2386,6 +2618,7 @@
     </w:p>
     <w:p>
       <w:pPr>
+        <w:jc w:val="both"/>
         <w:rPr>
           <w:sz w:val="24"/>
           <w:szCs w:val="24"/>
@@ -2405,6 +2638,7 @@
           <w:ilvl w:val="0"/>
           <w:numId w:val="19"/>
         </w:numPr>
+        <w:jc w:val="both"/>
         <w:rPr>
           <w:sz w:val="24"/>
           <w:szCs w:val="24"/>
@@ -2424,6 +2658,7 @@
           <w:ilvl w:val="0"/>
           <w:numId w:val="19"/>
         </w:numPr>
+        <w:jc w:val="both"/>
         <w:rPr>
           <w:sz w:val="24"/>
           <w:szCs w:val="24"/>
@@ -2443,6 +2678,7 @@
           <w:ilvl w:val="0"/>
           <w:numId w:val="19"/>
         </w:numPr>
+        <w:jc w:val="both"/>
         <w:rPr>
           <w:sz w:val="24"/>
           <w:szCs w:val="24"/>
@@ -2458,6 +2694,7 @@
     </w:p>
     <w:p>
       <w:pPr>
+        <w:jc w:val="both"/>
         <w:rPr>
           <w:sz w:val="24"/>
           <w:szCs w:val="24"/>
@@ -2477,6 +2714,7 @@
           <w:ilvl w:val="0"/>
           <w:numId w:val="20"/>
         </w:numPr>
+        <w:jc w:val="both"/>
         <w:rPr>
           <w:sz w:val="24"/>
           <w:szCs w:val="24"/>
@@ -2496,6 +2734,7 @@
           <w:ilvl w:val="0"/>
           <w:numId w:val="20"/>
         </w:numPr>
+        <w:jc w:val="both"/>
         <w:rPr>
           <w:sz w:val="24"/>
           <w:szCs w:val="24"/>
@@ -2515,6 +2754,7 @@
           <w:ilvl w:val="0"/>
           <w:numId w:val="20"/>
         </w:numPr>
+        <w:jc w:val="both"/>
         <w:rPr>
           <w:sz w:val="24"/>
           <w:szCs w:val="24"/>
@@ -2530,14 +2770,16 @@
     </w:p>
     <w:p>
       <w:pPr>
-        <w:rPr>
-          <w:sz w:val="24"/>
-          <w:szCs w:val="24"/>
-        </w:rPr>
-      </w:pPr>
-    </w:p>
-    <w:p>
-      <w:pPr>
+        <w:jc w:val="both"/>
+        <w:rPr>
+          <w:sz w:val="24"/>
+          <w:szCs w:val="24"/>
+        </w:rPr>
+      </w:pPr>
+    </w:p>
+    <w:p>
+      <w:pPr>
+        <w:jc w:val="both"/>
         <w:rPr>
           <w:b/>
           <w:bCs/>
@@ -2557,6 +2799,7 @@
     </w:p>
     <w:p>
       <w:pPr>
+        <w:jc w:val="both"/>
         <w:rPr>
           <w:b/>
           <w:bCs/>
@@ -2576,6 +2819,7 @@
     </w:p>
     <w:p>
       <w:pPr>
+        <w:jc w:val="both"/>
         <w:rPr>
           <w:sz w:val="24"/>
           <w:szCs w:val="24"/>
@@ -2595,6 +2839,7 @@
           <w:ilvl w:val="0"/>
           <w:numId w:val="21"/>
         </w:numPr>
+        <w:jc w:val="both"/>
         <w:rPr>
           <w:sz w:val="24"/>
           <w:szCs w:val="24"/>
@@ -2614,6 +2859,7 @@
           <w:ilvl w:val="0"/>
           <w:numId w:val="21"/>
         </w:numPr>
+        <w:jc w:val="both"/>
         <w:rPr>
           <w:sz w:val="24"/>
           <w:szCs w:val="24"/>
@@ -2642,6 +2888,7 @@
           <w:ilvl w:val="0"/>
           <w:numId w:val="21"/>
         </w:numPr>
+        <w:jc w:val="both"/>
         <w:rPr>
           <w:sz w:val="24"/>
           <w:szCs w:val="24"/>
@@ -2661,6 +2908,7 @@
           <w:ilvl w:val="0"/>
           <w:numId w:val="21"/>
         </w:numPr>
+        <w:jc w:val="both"/>
         <w:rPr>
           <w:sz w:val="24"/>
           <w:szCs w:val="24"/>
@@ -2676,14 +2924,16 @@
     </w:p>
     <w:p>
       <w:pPr>
-        <w:rPr>
-          <w:sz w:val="24"/>
-          <w:szCs w:val="24"/>
-        </w:rPr>
-      </w:pPr>
-    </w:p>
-    <w:p>
-      <w:pPr>
+        <w:jc w:val="both"/>
+        <w:rPr>
+          <w:sz w:val="24"/>
+          <w:szCs w:val="24"/>
+        </w:rPr>
+      </w:pPr>
+    </w:p>
+    <w:p>
+      <w:pPr>
+        <w:jc w:val="both"/>
         <w:rPr>
           <w:b/>
           <w:bCs/>
@@ -2699,13 +2949,13 @@
           <w:sz w:val="24"/>
           <w:szCs w:val="24"/>
         </w:rPr>
-        <w:lastRenderedPageBreak/>
         <w:t>NetworkX</w:t>
       </w:r>
       <w:proofErr w:type="spellEnd"/>
     </w:p>
     <w:p>
       <w:pPr>
+        <w:jc w:val="both"/>
         <w:rPr>
           <w:sz w:val="24"/>
           <w:szCs w:val="24"/>
@@ -2734,6 +2984,7 @@
           <w:ilvl w:val="0"/>
           <w:numId w:val="22"/>
         </w:numPr>
+        <w:jc w:val="both"/>
         <w:rPr>
           <w:sz w:val="24"/>
           <w:szCs w:val="24"/>
@@ -2753,6 +3004,7 @@
           <w:ilvl w:val="0"/>
           <w:numId w:val="22"/>
         </w:numPr>
+        <w:jc w:val="both"/>
         <w:rPr>
           <w:sz w:val="24"/>
           <w:szCs w:val="24"/>
@@ -2772,16 +3024,18 @@
           <w:ilvl w:val="0"/>
           <w:numId w:val="22"/>
         </w:numPr>
-        <w:rPr>
-          <w:sz w:val="24"/>
-          <w:szCs w:val="24"/>
-        </w:rPr>
-      </w:pPr>
-      <w:r>
-        <w:rPr>
-          <w:sz w:val="24"/>
-          <w:szCs w:val="24"/>
-        </w:rPr>
+        <w:jc w:val="both"/>
+        <w:rPr>
+          <w:sz w:val="24"/>
+          <w:szCs w:val="24"/>
+        </w:rPr>
+      </w:pPr>
+      <w:r>
+        <w:rPr>
+          <w:sz w:val="24"/>
+          <w:szCs w:val="24"/>
+        </w:rPr>
+        <w:lastRenderedPageBreak/>
         <w:t xml:space="preserve">propagação; </w:t>
       </w:r>
     </w:p>
@@ -2791,6 +3045,7 @@
           <w:ilvl w:val="0"/>
           <w:numId w:val="22"/>
         </w:numPr>
+        <w:jc w:val="both"/>
         <w:rPr>
           <w:sz w:val="24"/>
           <w:szCs w:val="24"/>
@@ -2810,6 +3065,7 @@
           <w:ilvl w:val="0"/>
           <w:numId w:val="22"/>
         </w:numPr>
+        <w:jc w:val="both"/>
         <w:rPr>
           <w:sz w:val="24"/>
           <w:szCs w:val="24"/>
@@ -2825,14 +3081,16 @@
     </w:p>
     <w:p>
       <w:pPr>
-        <w:rPr>
-          <w:sz w:val="24"/>
-          <w:szCs w:val="24"/>
-        </w:rPr>
-      </w:pPr>
-    </w:p>
-    <w:p>
-      <w:pPr>
+        <w:jc w:val="both"/>
+        <w:rPr>
+          <w:sz w:val="24"/>
+          <w:szCs w:val="24"/>
+        </w:rPr>
+      </w:pPr>
+    </w:p>
+    <w:p>
+      <w:pPr>
+        <w:jc w:val="both"/>
         <w:rPr>
           <w:b/>
           <w:bCs/>
@@ -2852,6 +3110,7 @@
     </w:p>
     <w:p>
       <w:pPr>
+        <w:jc w:val="both"/>
         <w:rPr>
           <w:sz w:val="24"/>
           <w:szCs w:val="24"/>
@@ -2883,6 +3142,7 @@
     </w:p>
     <w:p>
       <w:pPr>
+        <w:jc w:val="both"/>
         <w:rPr>
           <w:sz w:val="24"/>
           <w:szCs w:val="24"/>
@@ -2918,6 +3178,7 @@
           <w:ilvl w:val="0"/>
           <w:numId w:val="23"/>
         </w:numPr>
+        <w:jc w:val="both"/>
         <w:rPr>
           <w:sz w:val="24"/>
           <w:szCs w:val="24"/>
@@ -2937,6 +3198,7 @@
           <w:ilvl w:val="0"/>
           <w:numId w:val="23"/>
         </w:numPr>
+        <w:jc w:val="both"/>
         <w:rPr>
           <w:sz w:val="24"/>
           <w:szCs w:val="24"/>
@@ -2956,6 +3218,7 @@
           <w:ilvl w:val="0"/>
           <w:numId w:val="23"/>
         </w:numPr>
+        <w:jc w:val="both"/>
         <w:rPr>
           <w:sz w:val="24"/>
           <w:szCs w:val="24"/>
@@ -2975,6 +3238,7 @@
           <w:ilvl w:val="0"/>
           <w:numId w:val="23"/>
         </w:numPr>
+        <w:jc w:val="both"/>
         <w:rPr>
           <w:sz w:val="24"/>
           <w:szCs w:val="24"/>
@@ -2994,6 +3258,7 @@
           <w:ilvl w:val="0"/>
           <w:numId w:val="23"/>
         </w:numPr>
+        <w:jc w:val="both"/>
         <w:rPr>
           <w:sz w:val="24"/>
           <w:szCs w:val="24"/>
@@ -3013,6 +3278,7 @@
           <w:ilvl w:val="0"/>
           <w:numId w:val="23"/>
         </w:numPr>
+        <w:jc w:val="both"/>
         <w:rPr>
           <w:sz w:val="24"/>
           <w:szCs w:val="24"/>
@@ -3028,14 +3294,16 @@
     </w:p>
     <w:p>
       <w:pPr>
-        <w:rPr>
-          <w:sz w:val="24"/>
-          <w:szCs w:val="24"/>
-        </w:rPr>
-      </w:pPr>
-    </w:p>
-    <w:p>
-      <w:pPr>
+        <w:jc w:val="both"/>
+        <w:rPr>
+          <w:sz w:val="24"/>
+          <w:szCs w:val="24"/>
+        </w:rPr>
+      </w:pPr>
+    </w:p>
+    <w:p>
+      <w:pPr>
+        <w:jc w:val="both"/>
         <w:rPr>
           <w:b/>
           <w:bCs/>
@@ -3055,6 +3323,7 @@
     </w:p>
     <w:p>
       <w:pPr>
+        <w:jc w:val="both"/>
         <w:rPr>
           <w:sz w:val="24"/>
           <w:szCs w:val="24"/>
@@ -3074,6 +3343,7 @@
           <w:ilvl w:val="0"/>
           <w:numId w:val="24"/>
         </w:numPr>
+        <w:jc w:val="both"/>
         <w:rPr>
           <w:sz w:val="24"/>
           <w:szCs w:val="24"/>
@@ -3093,6 +3363,7 @@
           <w:ilvl w:val="0"/>
           <w:numId w:val="24"/>
         </w:numPr>
+        <w:jc w:val="both"/>
         <w:rPr>
           <w:sz w:val="24"/>
           <w:szCs w:val="24"/>
@@ -3112,6 +3383,7 @@
           <w:ilvl w:val="0"/>
           <w:numId w:val="24"/>
         </w:numPr>
+        <w:jc w:val="both"/>
         <w:rPr>
           <w:sz w:val="24"/>
           <w:szCs w:val="24"/>
@@ -3131,6 +3403,7 @@
           <w:ilvl w:val="0"/>
           <w:numId w:val="24"/>
         </w:numPr>
+        <w:jc w:val="both"/>
         <w:rPr>
           <w:sz w:val="24"/>
           <w:szCs w:val="24"/>
@@ -3150,6 +3423,7 @@
           <w:ilvl w:val="0"/>
           <w:numId w:val="24"/>
         </w:numPr>
+        <w:jc w:val="both"/>
         <w:rPr>
           <w:sz w:val="24"/>
           <w:szCs w:val="24"/>
@@ -3165,14 +3439,16 @@
     </w:p>
     <w:p>
       <w:pPr>
-        <w:rPr>
-          <w:sz w:val="24"/>
-          <w:szCs w:val="24"/>
-        </w:rPr>
-      </w:pPr>
-    </w:p>
-    <w:p>
-      <w:pPr>
+        <w:jc w:val="both"/>
+        <w:rPr>
+          <w:sz w:val="24"/>
+          <w:szCs w:val="24"/>
+        </w:rPr>
+      </w:pPr>
+    </w:p>
+    <w:p>
+      <w:pPr>
+        <w:jc w:val="both"/>
         <w:rPr>
           <w:b/>
           <w:bCs/>
@@ -3192,6 +3468,7 @@
     </w:p>
     <w:p>
       <w:pPr>
+        <w:jc w:val="both"/>
         <w:rPr>
           <w:sz w:val="24"/>
           <w:szCs w:val="24"/>
@@ -3211,6 +3488,7 @@
           <w:ilvl w:val="0"/>
           <w:numId w:val="25"/>
         </w:numPr>
+        <w:jc w:val="both"/>
         <w:rPr>
           <w:sz w:val="24"/>
           <w:szCs w:val="24"/>
@@ -3230,17 +3508,17 @@
           <w:ilvl w:val="0"/>
           <w:numId w:val="25"/>
         </w:numPr>
-        <w:rPr>
-          <w:sz w:val="24"/>
-          <w:szCs w:val="24"/>
-        </w:rPr>
-      </w:pPr>
-      <w:r>
-        <w:rPr>
-          <w:sz w:val="24"/>
-          <w:szCs w:val="24"/>
-        </w:rPr>
-        <w:lastRenderedPageBreak/>
+        <w:jc w:val="both"/>
+        <w:rPr>
+          <w:sz w:val="24"/>
+          <w:szCs w:val="24"/>
+        </w:rPr>
+      </w:pPr>
+      <w:r>
+        <w:rPr>
+          <w:sz w:val="24"/>
+          <w:szCs w:val="24"/>
+        </w:rPr>
         <w:t xml:space="preserve">envia emails internos; </w:t>
       </w:r>
     </w:p>
@@ -3250,6 +3528,7 @@
           <w:ilvl w:val="0"/>
           <w:numId w:val="25"/>
         </w:numPr>
+        <w:jc w:val="both"/>
         <w:rPr>
           <w:sz w:val="24"/>
           <w:szCs w:val="24"/>
@@ -3269,6 +3548,7 @@
           <w:ilvl w:val="0"/>
           <w:numId w:val="25"/>
         </w:numPr>
+        <w:jc w:val="both"/>
         <w:rPr>
           <w:sz w:val="24"/>
           <w:szCs w:val="24"/>
@@ -3284,6 +3564,7 @@
     </w:p>
     <w:p>
       <w:pPr>
+        <w:jc w:val="both"/>
         <w:rPr>
           <w:sz w:val="24"/>
           <w:szCs w:val="24"/>
@@ -3303,16 +3584,18 @@
           <w:ilvl w:val="0"/>
           <w:numId w:val="26"/>
         </w:numPr>
-        <w:rPr>
-          <w:sz w:val="24"/>
-          <w:szCs w:val="24"/>
-        </w:rPr>
-      </w:pPr>
-      <w:r>
-        <w:rPr>
-          <w:sz w:val="24"/>
-          <w:szCs w:val="24"/>
-        </w:rPr>
+        <w:jc w:val="both"/>
+        <w:rPr>
+          <w:sz w:val="24"/>
+          <w:szCs w:val="24"/>
+        </w:rPr>
+      </w:pPr>
+      <w:r>
+        <w:rPr>
+          <w:sz w:val="24"/>
+          <w:szCs w:val="24"/>
+        </w:rPr>
+        <w:lastRenderedPageBreak/>
         <w:t xml:space="preserve">movimento lateral; </w:t>
       </w:r>
     </w:p>
@@ -3322,6 +3605,7 @@
           <w:ilvl w:val="0"/>
           <w:numId w:val="26"/>
         </w:numPr>
+        <w:jc w:val="both"/>
         <w:rPr>
           <w:sz w:val="24"/>
           <w:szCs w:val="24"/>
@@ -3341,6 +3625,7 @@
           <w:ilvl w:val="0"/>
           <w:numId w:val="26"/>
         </w:numPr>
+        <w:jc w:val="both"/>
         <w:rPr>
           <w:sz w:val="24"/>
           <w:szCs w:val="24"/>
@@ -3356,14 +3641,16 @@
     </w:p>
     <w:p>
       <w:pPr>
-        <w:rPr>
-          <w:sz w:val="24"/>
-          <w:szCs w:val="24"/>
-        </w:rPr>
-      </w:pPr>
-    </w:p>
-    <w:p>
-      <w:pPr>
+        <w:jc w:val="both"/>
+        <w:rPr>
+          <w:sz w:val="24"/>
+          <w:szCs w:val="24"/>
+        </w:rPr>
+      </w:pPr>
+    </w:p>
+    <w:p>
+      <w:pPr>
+        <w:jc w:val="both"/>
         <w:rPr>
           <w:b/>
           <w:bCs/>
@@ -3383,6 +3670,7 @@
     </w:p>
     <w:p>
       <w:pPr>
+        <w:jc w:val="both"/>
         <w:rPr>
           <w:b/>
           <w:bCs/>
@@ -3402,6 +3690,7 @@
     </w:p>
     <w:p>
       <w:pPr>
+        <w:jc w:val="both"/>
         <w:rPr>
           <w:sz w:val="24"/>
           <w:szCs w:val="24"/>
@@ -3417,6 +3706,7 @@
     </w:p>
     <w:p>
       <w:pPr>
+        <w:jc w:val="both"/>
         <w:rPr>
           <w:sz w:val="24"/>
           <w:szCs w:val="24"/>
@@ -3436,6 +3726,7 @@
           <w:ilvl w:val="0"/>
           <w:numId w:val="27"/>
         </w:numPr>
+        <w:jc w:val="both"/>
         <w:rPr>
           <w:sz w:val="24"/>
           <w:szCs w:val="24"/>
@@ -3451,14 +3742,16 @@
     </w:p>
     <w:p>
       <w:pPr>
-        <w:rPr>
-          <w:sz w:val="24"/>
-          <w:szCs w:val="24"/>
-        </w:rPr>
-      </w:pPr>
-    </w:p>
-    <w:p>
-      <w:pPr>
+        <w:jc w:val="both"/>
+        <w:rPr>
+          <w:sz w:val="24"/>
+          <w:szCs w:val="24"/>
+        </w:rPr>
+      </w:pPr>
+    </w:p>
+    <w:p>
+      <w:pPr>
+        <w:jc w:val="both"/>
         <w:rPr>
           <w:b/>
           <w:bCs/>
@@ -3478,6 +3771,7 @@
     </w:p>
     <w:p>
       <w:pPr>
+        <w:jc w:val="both"/>
         <w:rPr>
           <w:sz w:val="24"/>
           <w:szCs w:val="24"/>
@@ -3497,6 +3791,7 @@
           <w:ilvl w:val="0"/>
           <w:numId w:val="28"/>
         </w:numPr>
+        <w:jc w:val="both"/>
         <w:rPr>
           <w:sz w:val="24"/>
           <w:szCs w:val="24"/>
@@ -3528,14 +3823,16 @@
     </w:p>
     <w:p>
       <w:pPr>
-        <w:rPr>
-          <w:sz w:val="24"/>
-          <w:szCs w:val="24"/>
-        </w:rPr>
-      </w:pPr>
-    </w:p>
-    <w:p>
-      <w:pPr>
+        <w:jc w:val="both"/>
+        <w:rPr>
+          <w:sz w:val="24"/>
+          <w:szCs w:val="24"/>
+        </w:rPr>
+      </w:pPr>
+    </w:p>
+    <w:p>
+      <w:pPr>
+        <w:jc w:val="both"/>
         <w:rPr>
           <w:b/>
           <w:bCs/>
@@ -3555,6 +3852,7 @@
     </w:p>
     <w:p>
       <w:pPr>
+        <w:jc w:val="both"/>
         <w:rPr>
           <w:sz w:val="24"/>
           <w:szCs w:val="24"/>
@@ -3570,14 +3868,16 @@
     </w:p>
     <w:p>
       <w:pPr>
-        <w:rPr>
-          <w:sz w:val="24"/>
-          <w:szCs w:val="24"/>
-        </w:rPr>
-      </w:pPr>
-    </w:p>
-    <w:p>
-      <w:pPr>
+        <w:jc w:val="both"/>
+        <w:rPr>
+          <w:sz w:val="24"/>
+          <w:szCs w:val="24"/>
+        </w:rPr>
+      </w:pPr>
+    </w:p>
+    <w:p>
+      <w:pPr>
+        <w:jc w:val="both"/>
         <w:rPr>
           <w:b/>
           <w:bCs/>
@@ -3597,6 +3897,7 @@
     </w:p>
     <w:p>
       <w:pPr>
+        <w:jc w:val="both"/>
         <w:rPr>
           <w:sz w:val="24"/>
           <w:szCs w:val="24"/>
@@ -3616,6 +3917,7 @@
           <w:ilvl w:val="0"/>
           <w:numId w:val="29"/>
         </w:numPr>
+        <w:jc w:val="both"/>
         <w:rPr>
           <w:sz w:val="24"/>
           <w:szCs w:val="24"/>
@@ -3635,6 +3937,7 @@
           <w:ilvl w:val="0"/>
           <w:numId w:val="29"/>
         </w:numPr>
+        <w:jc w:val="both"/>
         <w:rPr>
           <w:sz w:val="24"/>
           <w:szCs w:val="24"/>
@@ -3654,6 +3957,7 @@
           <w:ilvl w:val="0"/>
           <w:numId w:val="29"/>
         </w:numPr>
+        <w:jc w:val="both"/>
         <w:rPr>
           <w:sz w:val="24"/>
           <w:szCs w:val="24"/>
@@ -3673,6 +3977,7 @@
           <w:ilvl w:val="0"/>
           <w:numId w:val="29"/>
         </w:numPr>
+        <w:jc w:val="both"/>
         <w:rPr>
           <w:sz w:val="24"/>
           <w:szCs w:val="24"/>
@@ -3692,6 +3997,7 @@
           <w:ilvl w:val="0"/>
           <w:numId w:val="29"/>
         </w:numPr>
+        <w:jc w:val="both"/>
         <w:rPr>
           <w:sz w:val="24"/>
           <w:szCs w:val="24"/>
@@ -3707,22 +4013,34 @@
     </w:p>
     <w:p>
       <w:pPr>
-        <w:rPr>
-          <w:sz w:val="24"/>
-          <w:szCs w:val="24"/>
-        </w:rPr>
-      </w:pPr>
-    </w:p>
-    <w:p>
-      <w:pPr>
-        <w:rPr>
-          <w:sz w:val="24"/>
-          <w:szCs w:val="24"/>
-        </w:rPr>
-      </w:pPr>
-    </w:p>
-    <w:p>
-      <w:pPr>
+        <w:jc w:val="both"/>
+        <w:rPr>
+          <w:sz w:val="24"/>
+          <w:szCs w:val="24"/>
+        </w:rPr>
+      </w:pPr>
+    </w:p>
+    <w:p>
+      <w:pPr>
+        <w:jc w:val="both"/>
+        <w:rPr>
+          <w:sz w:val="24"/>
+          <w:szCs w:val="24"/>
+        </w:rPr>
+      </w:pPr>
+    </w:p>
+    <w:p>
+      <w:pPr>
+        <w:jc w:val="both"/>
+        <w:rPr>
+          <w:sz w:val="24"/>
+          <w:szCs w:val="24"/>
+        </w:rPr>
+      </w:pPr>
+    </w:p>
+    <w:p>
+      <w:pPr>
+        <w:jc w:val="both"/>
         <w:rPr>
           <w:b/>
           <w:bCs/>
@@ -3751,17 +4069,18 @@
     </w:p>
     <w:p>
       <w:pPr>
-        <w:ind w:firstLine="708"/>
-        <w:rPr>
-          <w:sz w:val="24"/>
-          <w:szCs w:val="24"/>
-        </w:rPr>
-      </w:pPr>
-      <w:r>
-        <w:rPr>
-          <w:sz w:val="24"/>
-          <w:szCs w:val="24"/>
-        </w:rPr>
+        <w:jc w:val="both"/>
+        <w:rPr>
+          <w:sz w:val="24"/>
+          <w:szCs w:val="24"/>
+        </w:rPr>
+      </w:pPr>
+      <w:r>
+        <w:rPr>
+          <w:sz w:val="24"/>
+          <w:szCs w:val="24"/>
+        </w:rPr>
+        <w:lastRenderedPageBreak/>
         <w:t xml:space="preserve">O </w:t>
       </w:r>
       <w:proofErr w:type="spellStart"/>
@@ -3770,7 +4089,7 @@
           <w:sz w:val="24"/>
           <w:szCs w:val="24"/>
         </w:rPr>
-        <w:t>DataCollector</w:t>
+        <w:t>Simulation</w:t>
       </w:r>
       <w:proofErr w:type="spellEnd"/>
       <w:r>
@@ -3778,7 +4097,7 @@
           <w:sz w:val="24"/>
           <w:szCs w:val="24"/>
         </w:rPr>
-        <w:t xml:space="preserve"> extrai os dados brutos do processamento e o </w:t>
+        <w:t xml:space="preserve"> </w:t>
       </w:r>
       <w:proofErr w:type="spellStart"/>
       <w:r>
@@ -3786,7 +4105,7 @@
           <w:sz w:val="24"/>
           <w:szCs w:val="24"/>
         </w:rPr>
-        <w:t>ModularServer</w:t>
+        <w:t>Engine</w:t>
       </w:r>
       <w:proofErr w:type="spellEnd"/>
       <w:r>
@@ -3794,15 +4113,54 @@
           <w:sz w:val="24"/>
           <w:szCs w:val="24"/>
         </w:rPr>
+        <w:t xml:space="preserve"> gera o estado do sistema e eventos de ataque.</w:t>
+      </w:r>
+      <w:r>
+        <w:rPr>
+          <w:sz w:val="24"/>
+          <w:szCs w:val="24"/>
+        </w:rPr>
+        <w:br/>
+        <w:t>O KPI/</w:t>
+      </w:r>
+      <w:proofErr w:type="spellStart"/>
+      <w:r>
+        <w:rPr>
+          <w:sz w:val="24"/>
+          <w:szCs w:val="24"/>
+        </w:rPr>
+        <w:t>Telemetry</w:t>
+      </w:r>
+      <w:proofErr w:type="spellEnd"/>
+      <w:r>
+        <w:rPr>
+          <w:sz w:val="24"/>
+          <w:szCs w:val="24"/>
+        </w:rPr>
         <w:t xml:space="preserve"> </w:t>
       </w:r>
+      <w:r>
+        <w:rPr>
+          <w:sz w:val="24"/>
+          <w:szCs w:val="24"/>
+        </w:rPr>
+        <w:t>processa esse estado em métricas agregadas.</w:t>
+      </w:r>
+      <w:r>
+        <w:rPr>
+          <w:sz w:val="24"/>
+          <w:szCs w:val="24"/>
+        </w:rPr>
+        <w:br/>
+        <w:t xml:space="preserve">O </w:t>
+      </w:r>
       <w:proofErr w:type="spellStart"/>
       <w:r>
         <w:rPr>
           <w:sz w:val="24"/>
           <w:szCs w:val="24"/>
         </w:rPr>
-        <w:t>renderiza-os</w:t>
+        <w:t>FastAPI</w:t>
       </w:r>
       <w:proofErr w:type="spellEnd"/>
       <w:r>
@@ -3810,11 +4168,114 @@
           <w:sz w:val="24"/>
           <w:szCs w:val="24"/>
         </w:rPr>
-        <w:t>. O utilizador vê o grafo organizacional a mudar de cor em tempo real e gráficos de linha/barras que quantificam o sucesso do ataque e a eficácia das defesas.</w:t>
-      </w:r>
-    </w:p>
-    <w:p>
-      <w:pPr>
+        <w:t xml:space="preserve"> expõe estes dados através de </w:t>
+      </w:r>
+      <w:proofErr w:type="spellStart"/>
+      <w:r>
+        <w:rPr>
+          <w:sz w:val="24"/>
+          <w:szCs w:val="24"/>
+        </w:rPr>
+        <w:t>endpoints</w:t>
+      </w:r>
+      <w:proofErr w:type="spellEnd"/>
+      <w:r>
+        <w:rPr>
+          <w:sz w:val="24"/>
+          <w:szCs w:val="24"/>
+        </w:rPr>
+        <w:t xml:space="preserve"> REST e </w:t>
+      </w:r>
+      <w:proofErr w:type="spellStart"/>
+      <w:r>
+        <w:rPr>
+          <w:sz w:val="24"/>
+          <w:szCs w:val="24"/>
+        </w:rPr>
+        <w:t>WebSockets</w:t>
+      </w:r>
+      <w:proofErr w:type="spellEnd"/>
+      <w:r>
+        <w:rPr>
+          <w:sz w:val="24"/>
+          <w:szCs w:val="24"/>
+        </w:rPr>
+        <w:t>.</w:t>
+      </w:r>
+      <w:r>
+        <w:rPr>
+          <w:sz w:val="24"/>
+          <w:szCs w:val="24"/>
+        </w:rPr>
+        <w:br/>
+        <w:t xml:space="preserve">O </w:t>
+      </w:r>
+      <w:proofErr w:type="spellStart"/>
+      <w:r>
+        <w:rPr>
+          <w:sz w:val="24"/>
+          <w:szCs w:val="24"/>
+        </w:rPr>
+        <w:t>Streamlit</w:t>
+      </w:r>
+      <w:proofErr w:type="spellEnd"/>
+      <w:r>
+        <w:rPr>
+          <w:sz w:val="24"/>
+          <w:szCs w:val="24"/>
+        </w:rPr>
+        <w:t xml:space="preserve"> </w:t>
+      </w:r>
+      <w:proofErr w:type="spellStart"/>
+      <w:r>
+        <w:rPr>
+          <w:sz w:val="24"/>
+          <w:szCs w:val="24"/>
+        </w:rPr>
+        <w:t>frontend</w:t>
+      </w:r>
+      <w:proofErr w:type="spellEnd"/>
+      <w:r>
+        <w:rPr>
+          <w:sz w:val="24"/>
+          <w:szCs w:val="24"/>
+        </w:rPr>
+        <w:t xml:space="preserve"> consome estes dados e </w:t>
+      </w:r>
+      <w:proofErr w:type="spellStart"/>
+      <w:r>
+        <w:rPr>
+          <w:sz w:val="24"/>
+          <w:szCs w:val="24"/>
+        </w:rPr>
+        <w:t>renderiza</w:t>
+      </w:r>
+      <w:proofErr w:type="spellEnd"/>
+      <w:r>
+        <w:rPr>
+          <w:sz w:val="24"/>
+          <w:szCs w:val="24"/>
+        </w:rPr>
+        <w:t xml:space="preserve"> o grafo organizacional em tempo real, bem como gráficos de barras e linhas que representam a eficácia dos ataques e das defesas.</w:t>
+      </w:r>
+      <w:r>
+        <w:rPr>
+          <w:sz w:val="24"/>
+          <w:szCs w:val="24"/>
+        </w:rPr>
+        <w:t xml:space="preserve"> </w:t>
+      </w:r>
+      <w:r>
+        <w:rPr>
+          <w:sz w:val="24"/>
+          <w:szCs w:val="24"/>
+        </w:rPr>
+        <w:t>Os resultados são produzidos em formato estruturado para permitir comparação entre experiências e análise do impacto das medidas de defesa.</w:t>
+      </w:r>
+    </w:p>
+    <w:p>
+      <w:pPr>
+        <w:jc w:val="both"/>
         <w:rPr>
           <w:b/>
           <w:bCs/>
@@ -3834,6 +4295,7 @@
     </w:p>
     <w:p>
       <w:pPr>
+        <w:jc w:val="both"/>
         <w:rPr>
           <w:sz w:val="24"/>
           <w:szCs w:val="24"/>
@@ -3853,6 +4315,7 @@
           <w:ilvl w:val="0"/>
           <w:numId w:val="32"/>
         </w:numPr>
+        <w:jc w:val="both"/>
         <w:rPr>
           <w:sz w:val="24"/>
           <w:szCs w:val="24"/>
@@ -3872,6 +4335,7 @@
           <w:ilvl w:val="0"/>
           <w:numId w:val="32"/>
         </w:numPr>
+        <w:jc w:val="both"/>
         <w:rPr>
           <w:sz w:val="24"/>
           <w:szCs w:val="24"/>
@@ -3891,6 +4355,7 @@
           <w:ilvl w:val="0"/>
           <w:numId w:val="32"/>
         </w:numPr>
+        <w:jc w:val="both"/>
         <w:rPr>
           <w:sz w:val="24"/>
           <w:szCs w:val="24"/>
@@ -3910,6 +4375,7 @@
           <w:ilvl w:val="0"/>
           <w:numId w:val="32"/>
         </w:numPr>
+        <w:jc w:val="both"/>
         <w:rPr>
           <w:sz w:val="24"/>
           <w:szCs w:val="24"/>
@@ -3922,364 +4388,12 @@
         </w:rPr>
         <w:t xml:space="preserve">comportamento dos agentes. </w:t>
       </w:r>
-    </w:p>
-    <w:p>
-      <w:pPr>
-        <w:rPr>
-          <w:sz w:val="24"/>
-          <w:szCs w:val="24"/>
-        </w:rPr>
-      </w:pPr>
-    </w:p>
-    <w:p>
-      <w:pPr>
-        <w:rPr>
-          <w:b/>
-          <w:bCs/>
-          <w:sz w:val="24"/>
-          <w:szCs w:val="24"/>
-        </w:rPr>
-      </w:pPr>
-      <w:r>
-        <w:rPr>
-          <w:b/>
-          <w:bCs/>
-          <w:sz w:val="24"/>
-          <w:szCs w:val="24"/>
-        </w:rPr>
-        <w:t>Componentes do Dashboard</w:t>
-      </w:r>
-    </w:p>
-    <w:p>
-      <w:pPr>
-        <w:rPr>
-          <w:b/>
-          <w:bCs/>
-          <w:sz w:val="24"/>
-          <w:szCs w:val="24"/>
-        </w:rPr>
-      </w:pPr>
-      <w:r>
-        <w:rPr>
-          <w:b/>
-          <w:bCs/>
-          <w:sz w:val="24"/>
-          <w:szCs w:val="24"/>
-        </w:rPr>
-        <w:t>3.1 Grafo Organizacional</w:t>
-      </w:r>
-    </w:p>
-    <w:p>
-      <w:pPr>
-        <w:rPr>
-          <w:sz w:val="24"/>
-          <w:szCs w:val="24"/>
-        </w:rPr>
-      </w:pPr>
-      <w:r>
-        <w:rPr>
-          <w:sz w:val="24"/>
-          <w:szCs w:val="24"/>
-        </w:rPr>
-        <w:t>Visualiza:</w:t>
-      </w:r>
-    </w:p>
-    <w:p>
-      <w:pPr>
-        <w:numPr>
-          <w:ilvl w:val="0"/>
-          <w:numId w:val="33"/>
-        </w:numPr>
-        <w:rPr>
-          <w:sz w:val="24"/>
-          <w:szCs w:val="24"/>
-        </w:rPr>
-      </w:pPr>
-      <w:r>
-        <w:rPr>
-          <w:sz w:val="24"/>
-          <w:szCs w:val="24"/>
-        </w:rPr>
-        <w:t xml:space="preserve">colaboradores; </w:t>
-      </w:r>
-    </w:p>
-    <w:p>
-      <w:pPr>
-        <w:numPr>
-          <w:ilvl w:val="0"/>
-          <w:numId w:val="33"/>
-        </w:numPr>
-        <w:rPr>
-          <w:sz w:val="24"/>
-          <w:szCs w:val="24"/>
-        </w:rPr>
-      </w:pPr>
-      <w:r>
-        <w:rPr>
-          <w:sz w:val="24"/>
-          <w:szCs w:val="24"/>
-        </w:rPr>
-        <w:t xml:space="preserve">departamentos; </w:t>
-      </w:r>
-    </w:p>
-    <w:p>
-      <w:pPr>
-        <w:numPr>
-          <w:ilvl w:val="0"/>
-          <w:numId w:val="33"/>
-        </w:numPr>
-        <w:rPr>
-          <w:sz w:val="24"/>
-          <w:szCs w:val="24"/>
-        </w:rPr>
-      </w:pPr>
-      <w:r>
-        <w:rPr>
-          <w:sz w:val="24"/>
-          <w:szCs w:val="24"/>
-        </w:rPr>
-        <w:t xml:space="preserve">propagação. </w:t>
-      </w:r>
-    </w:p>
-    <w:p>
-      <w:pPr>
-        <w:rPr>
-          <w:sz w:val="24"/>
-          <w:szCs w:val="24"/>
-        </w:rPr>
-      </w:pPr>
-      <w:r>
-        <w:rPr>
-          <w:sz w:val="24"/>
-          <w:szCs w:val="24"/>
-        </w:rPr>
-        <w:t>Cores representam estados:</w:t>
-      </w:r>
-    </w:p>
-    <w:p>
-      <w:pPr>
-        <w:numPr>
-          <w:ilvl w:val="0"/>
-          <w:numId w:val="34"/>
-        </w:numPr>
-        <w:rPr>
-          <w:sz w:val="24"/>
-          <w:szCs w:val="24"/>
-        </w:rPr>
-      </w:pPr>
-      <w:r>
-        <w:rPr>
-          <w:sz w:val="24"/>
-          <w:szCs w:val="24"/>
-        </w:rPr>
-        <w:t xml:space="preserve">verde → saudável; </w:t>
-      </w:r>
-    </w:p>
-    <w:p>
-      <w:pPr>
-        <w:numPr>
-          <w:ilvl w:val="0"/>
-          <w:numId w:val="34"/>
-        </w:numPr>
-        <w:rPr>
-          <w:sz w:val="24"/>
-          <w:szCs w:val="24"/>
-        </w:rPr>
-      </w:pPr>
-      <w:r>
-        <w:rPr>
-          <w:sz w:val="24"/>
-          <w:szCs w:val="24"/>
-        </w:rPr>
-        <w:t xml:space="preserve">amarelo → exposto; </w:t>
-      </w:r>
-    </w:p>
-    <w:p>
-      <w:pPr>
-        <w:numPr>
-          <w:ilvl w:val="0"/>
-          <w:numId w:val="34"/>
-        </w:numPr>
-        <w:rPr>
-          <w:sz w:val="24"/>
-          <w:szCs w:val="24"/>
-        </w:rPr>
-      </w:pPr>
-      <w:r>
-        <w:rPr>
-          <w:sz w:val="24"/>
-          <w:szCs w:val="24"/>
-        </w:rPr>
-        <w:t xml:space="preserve">vermelho → comprometido; </w:t>
-      </w:r>
-    </w:p>
-    <w:p>
-      <w:pPr>
-        <w:numPr>
-          <w:ilvl w:val="0"/>
-          <w:numId w:val="34"/>
-        </w:numPr>
-        <w:rPr>
-          <w:sz w:val="24"/>
-          <w:szCs w:val="24"/>
-        </w:rPr>
-      </w:pPr>
-      <w:r>
-        <w:rPr>
-          <w:sz w:val="24"/>
-          <w:szCs w:val="24"/>
-        </w:rPr>
-        <w:t xml:space="preserve">azul → detetado. </w:t>
-      </w:r>
-    </w:p>
-    <w:p>
-      <w:pPr>
-        <w:rPr>
-          <w:sz w:val="24"/>
-          <w:szCs w:val="24"/>
-        </w:rPr>
-      </w:pPr>
-    </w:p>
-    <w:p>
-      <w:pPr>
-        <w:rPr>
-          <w:b/>
-          <w:bCs/>
-          <w:sz w:val="24"/>
-          <w:szCs w:val="24"/>
-        </w:rPr>
-      </w:pPr>
-      <w:r>
-        <w:rPr>
-          <w:b/>
-          <w:bCs/>
-          <w:sz w:val="24"/>
-          <w:szCs w:val="24"/>
-        </w:rPr>
-        <w:t>3.2 Gráficos Temporais</w:t>
-      </w:r>
-    </w:p>
-    <w:p>
-      <w:pPr>
-        <w:rPr>
-          <w:sz w:val="24"/>
-          <w:szCs w:val="24"/>
-        </w:rPr>
-      </w:pPr>
-      <w:r>
-        <w:rPr>
-          <w:sz w:val="24"/>
-          <w:szCs w:val="24"/>
-        </w:rPr>
-        <w:t>Mostram:</w:t>
-      </w:r>
-    </w:p>
-    <w:p>
-      <w:pPr>
-        <w:numPr>
-          <w:ilvl w:val="0"/>
-          <w:numId w:val="35"/>
-        </w:numPr>
-        <w:rPr>
-          <w:sz w:val="24"/>
-          <w:szCs w:val="24"/>
-        </w:rPr>
-      </w:pPr>
-      <w:r>
-        <w:rPr>
-          <w:sz w:val="24"/>
-          <w:szCs w:val="24"/>
-        </w:rPr>
-        <w:t xml:space="preserve">evolução do número de comprometidos; </w:t>
-      </w:r>
-    </w:p>
-    <w:p>
-      <w:pPr>
-        <w:numPr>
-          <w:ilvl w:val="0"/>
-          <w:numId w:val="35"/>
-        </w:numPr>
-        <w:rPr>
-          <w:sz w:val="24"/>
-          <w:szCs w:val="24"/>
-        </w:rPr>
-      </w:pPr>
-      <w:r>
-        <w:rPr>
-          <w:sz w:val="24"/>
-          <w:szCs w:val="24"/>
-        </w:rPr>
-        <w:t xml:space="preserve">propagação ao longo do tempo; </w:t>
-      </w:r>
-    </w:p>
-    <w:p>
-      <w:pPr>
-        <w:numPr>
-          <w:ilvl w:val="0"/>
-          <w:numId w:val="35"/>
-        </w:numPr>
-        <w:rPr>
-          <w:sz w:val="24"/>
-          <w:szCs w:val="24"/>
-        </w:rPr>
-      </w:pPr>
-      <w:r>
-        <w:rPr>
-          <w:sz w:val="24"/>
-          <w:szCs w:val="24"/>
-        </w:rPr>
-        <w:t xml:space="preserve">comparação entre experiências. </w:t>
-      </w:r>
-    </w:p>
-    <w:p>
-      <w:pPr>
-        <w:rPr>
-          <w:sz w:val="24"/>
-          <w:szCs w:val="24"/>
-        </w:rPr>
-      </w:pPr>
-    </w:p>
-    <w:p>
-      <w:pPr>
-        <w:rPr>
-          <w:b/>
-          <w:bCs/>
-          <w:sz w:val="24"/>
-          <w:szCs w:val="24"/>
-        </w:rPr>
-      </w:pPr>
-      <w:r>
-        <w:rPr>
-          <w:b/>
-          <w:bCs/>
-          <w:sz w:val="24"/>
-          <w:szCs w:val="24"/>
-        </w:rPr>
-        <w:t>3.3 Indicadores Estatísticos</w:t>
-      </w:r>
-    </w:p>
-    <w:p>
-      <w:pPr>
-        <w:rPr>
-          <w:sz w:val="24"/>
-          <w:szCs w:val="24"/>
-        </w:rPr>
-      </w:pPr>
-      <w:proofErr w:type="spellStart"/>
-      <w:r>
-        <w:rPr>
-          <w:sz w:val="24"/>
-          <w:szCs w:val="24"/>
-        </w:rPr>
-        <w:t>KPIs</w:t>
-      </w:r>
-      <w:proofErr w:type="spellEnd"/>
-      <w:r>
-        <w:rPr>
-          <w:sz w:val="24"/>
-          <w:szCs w:val="24"/>
-        </w:rPr>
-        <w:t xml:space="preserve"> principais:</w:t>
+      <w:r>
+        <w:rPr>
+          <w:sz w:val="24"/>
+          <w:szCs w:val="24"/>
+        </w:rPr>
+        <w:t xml:space="preserve"> </w:t>
       </w:r>
     </w:p>
     <w:p>
@@ -4288,6 +4402,7 @@
           <w:ilvl w:val="0"/>
           <w:numId w:val="36"/>
         </w:numPr>
+        <w:jc w:val="both"/>
         <w:rPr>
           <w:sz w:val="24"/>
           <w:szCs w:val="24"/>
@@ -4307,6 +4422,7 @@
           <w:ilvl w:val="0"/>
           <w:numId w:val="36"/>
         </w:numPr>
+        <w:jc w:val="both"/>
         <w:rPr>
           <w:sz w:val="24"/>
           <w:szCs w:val="24"/>
@@ -4326,6 +4442,7 @@
           <w:ilvl w:val="0"/>
           <w:numId w:val="36"/>
         </w:numPr>
+        <w:jc w:val="both"/>
         <w:rPr>
           <w:sz w:val="24"/>
           <w:szCs w:val="24"/>
@@ -4345,6 +4462,7 @@
           <w:ilvl w:val="0"/>
           <w:numId w:val="36"/>
         </w:numPr>
+        <w:jc w:val="both"/>
         <w:rPr>
           <w:sz w:val="24"/>
           <w:szCs w:val="24"/>
@@ -4364,6 +4482,7 @@
           <w:ilvl w:val="0"/>
           <w:numId w:val="36"/>
         </w:numPr>
+        <w:jc w:val="both"/>
         <w:rPr>
           <w:sz w:val="24"/>
           <w:szCs w:val="24"/>
@@ -4379,14 +4498,16 @@
     </w:p>
     <w:p>
       <w:pPr>
-        <w:rPr>
-          <w:sz w:val="24"/>
-          <w:szCs w:val="24"/>
-        </w:rPr>
-      </w:pPr>
-    </w:p>
-    <w:p>
-      <w:pPr>
+        <w:jc w:val="both"/>
+        <w:rPr>
+          <w:sz w:val="24"/>
+          <w:szCs w:val="24"/>
+        </w:rPr>
+      </w:pPr>
+    </w:p>
+    <w:p>
+      <w:pPr>
+        <w:jc w:val="both"/>
         <w:rPr>
           <w:b/>
           <w:bCs/>
@@ -4401,11 +4522,12 @@
           <w:sz w:val="24"/>
           <w:szCs w:val="24"/>
         </w:rPr>
-        <w:t>3.4 Impacto por Departamento</w:t>
-      </w:r>
-    </w:p>
-    <w:p>
-      <w:pPr>
+        <w:t>Impacto por Departamento</w:t>
+      </w:r>
+    </w:p>
+    <w:p>
+      <w:pPr>
+        <w:jc w:val="both"/>
         <w:rPr>
           <w:sz w:val="24"/>
           <w:szCs w:val="24"/>
@@ -4425,6 +4547,7 @@
           <w:ilvl w:val="0"/>
           <w:numId w:val="37"/>
         </w:numPr>
+        <w:jc w:val="both"/>
         <w:rPr>
           <w:sz w:val="24"/>
           <w:szCs w:val="24"/>
@@ -4444,6 +4567,7 @@
           <w:ilvl w:val="0"/>
           <w:numId w:val="37"/>
         </w:numPr>
+        <w:jc w:val="both"/>
         <w:rPr>
           <w:sz w:val="24"/>
           <w:szCs w:val="24"/>
@@ -4463,6 +4587,7 @@
           <w:ilvl w:val="0"/>
           <w:numId w:val="37"/>
         </w:numPr>
+        <w:jc w:val="both"/>
         <w:rPr>
           <w:sz w:val="24"/>
           <w:szCs w:val="24"/>
@@ -4474,68 +4599,6 @@
           <w:szCs w:val="24"/>
         </w:rPr>
         <w:t xml:space="preserve">zonas críticas. </w:t>
-      </w:r>
-    </w:p>
-    <w:p>
-      <w:pPr>
-        <w:rPr>
-          <w:sz w:val="24"/>
-          <w:szCs w:val="24"/>
-        </w:rPr>
-      </w:pPr>
-    </w:p>
-    <w:p>
-      <w:pPr>
-        <w:rPr>
-          <w:b/>
-          <w:bCs/>
-          <w:sz w:val="24"/>
-          <w:szCs w:val="24"/>
-        </w:rPr>
-      </w:pPr>
-      <w:r>
-        <w:rPr>
-          <w:b/>
-          <w:bCs/>
-          <w:sz w:val="24"/>
-          <w:szCs w:val="24"/>
-        </w:rPr>
-        <w:t xml:space="preserve">3.5 </w:t>
-      </w:r>
-      <w:proofErr w:type="spellStart"/>
-      <w:r>
-        <w:rPr>
-          <w:b/>
-          <w:bCs/>
-          <w:sz w:val="24"/>
-          <w:szCs w:val="24"/>
-        </w:rPr>
-        <w:t>Timeline</w:t>
-      </w:r>
-      <w:proofErr w:type="spellEnd"/>
-      <w:r>
-        <w:rPr>
-          <w:b/>
-          <w:bCs/>
-          <w:sz w:val="24"/>
-          <w:szCs w:val="24"/>
-        </w:rPr>
-        <w:t xml:space="preserve"> de Eventos</w:t>
-      </w:r>
-    </w:p>
-    <w:p>
-      <w:pPr>
-        <w:rPr>
-          <w:sz w:val="24"/>
-          <w:szCs w:val="24"/>
-        </w:rPr>
-      </w:pPr>
-      <w:r>
-        <w:rPr>
-          <w:sz w:val="24"/>
-          <w:szCs w:val="24"/>
-        </w:rPr>
-        <w:t>Lista:</w:t>
       </w:r>
     </w:p>
     <w:p>
@@ -4544,6 +4607,7 @@
           <w:ilvl w:val="0"/>
           <w:numId w:val="38"/>
         </w:numPr>
+        <w:jc w:val="both"/>
         <w:rPr>
           <w:sz w:val="24"/>
           <w:szCs w:val="24"/>
@@ -4563,6 +4627,7 @@
           <w:ilvl w:val="0"/>
           <w:numId w:val="38"/>
         </w:numPr>
+        <w:jc w:val="both"/>
         <w:rPr>
           <w:sz w:val="24"/>
           <w:szCs w:val="24"/>
@@ -4582,6 +4647,7 @@
           <w:ilvl w:val="0"/>
           <w:numId w:val="38"/>
         </w:numPr>
+        <w:jc w:val="both"/>
         <w:rPr>
           <w:sz w:val="24"/>
           <w:szCs w:val="24"/>
@@ -4601,6 +4667,7 @@
           <w:ilvl w:val="0"/>
           <w:numId w:val="38"/>
         </w:numPr>
+        <w:jc w:val="both"/>
         <w:rPr>
           <w:sz w:val="24"/>
           <w:szCs w:val="24"/>
@@ -4616,14 +4683,34 @@
     </w:p>
     <w:p>
       <w:pPr>
-        <w:rPr>
-          <w:sz w:val="24"/>
-          <w:szCs w:val="24"/>
-        </w:rPr>
-      </w:pPr>
-    </w:p>
-    <w:p>
-      <w:pPr>
+        <w:jc w:val="both"/>
+        <w:rPr>
+          <w:sz w:val="24"/>
+          <w:szCs w:val="24"/>
+        </w:rPr>
+      </w:pPr>
+    </w:p>
+    <w:p>
+      <w:pPr>
+        <w:jc w:val="both"/>
+        <w:rPr>
+          <w:sz w:val="24"/>
+          <w:szCs w:val="24"/>
+        </w:rPr>
+      </w:pPr>
+    </w:p>
+    <w:p>
+      <w:pPr>
+        <w:jc w:val="both"/>
+        <w:rPr>
+          <w:sz w:val="24"/>
+          <w:szCs w:val="24"/>
+        </w:rPr>
+      </w:pPr>
+    </w:p>
+    <w:p>
+      <w:pPr>
+        <w:jc w:val="both"/>
         <w:rPr>
           <w:b/>
           <w:bCs/>
@@ -4638,30 +4725,13 @@
           <w:sz w:val="24"/>
           <w:szCs w:val="24"/>
         </w:rPr>
-        <w:t>Tecnologias Utilizadas</w:t>
-      </w:r>
-    </w:p>
-    <w:p>
-      <w:pPr>
-        <w:rPr>
-          <w:b/>
-          <w:bCs/>
-          <w:sz w:val="24"/>
-          <w:szCs w:val="24"/>
-        </w:rPr>
-      </w:pPr>
-      <w:r>
-        <w:rPr>
-          <w:b/>
-          <w:bCs/>
-          <w:sz w:val="24"/>
-          <w:szCs w:val="24"/>
-        </w:rPr>
+        <w:lastRenderedPageBreak/>
         <w:t>Visualização Mesa</w:t>
       </w:r>
     </w:p>
     <w:p>
       <w:pPr>
+        <w:jc w:val="both"/>
         <w:rPr>
           <w:sz w:val="24"/>
           <w:szCs w:val="24"/>
@@ -4681,6 +4751,7 @@
           <w:ilvl w:val="0"/>
           <w:numId w:val="39"/>
         </w:numPr>
+        <w:jc w:val="both"/>
         <w:rPr>
           <w:sz w:val="24"/>
           <w:szCs w:val="24"/>
@@ -4709,6 +4780,7 @@
           <w:ilvl w:val="0"/>
           <w:numId w:val="39"/>
         </w:numPr>
+        <w:jc w:val="both"/>
         <w:rPr>
           <w:sz w:val="24"/>
           <w:szCs w:val="24"/>
@@ -4737,6 +4809,7 @@
           <w:ilvl w:val="0"/>
           <w:numId w:val="39"/>
         </w:numPr>
+        <w:jc w:val="both"/>
         <w:rPr>
           <w:sz w:val="24"/>
           <w:szCs w:val="24"/>
@@ -4752,149 +4825,25 @@
     </w:p>
     <w:p>
       <w:pPr>
-        <w:rPr>
-          <w:sz w:val="24"/>
-          <w:szCs w:val="24"/>
-        </w:rPr>
-      </w:pPr>
-    </w:p>
-    <w:p>
-      <w:pPr>
-        <w:rPr>
-          <w:b/>
-          <w:bCs/>
-          <w:sz w:val="24"/>
-          <w:szCs w:val="24"/>
-        </w:rPr>
-      </w:pPr>
-      <w:r>
-        <w:rPr>
-          <w:b/>
-          <w:bCs/>
-          <w:sz w:val="24"/>
-          <w:szCs w:val="24"/>
-        </w:rPr>
-        <w:lastRenderedPageBreak/>
-        <w:t>Bibliotecas Complementares</w:t>
-      </w:r>
-    </w:p>
-    <w:p>
-      <w:pPr>
-        <w:rPr>
-          <w:sz w:val="24"/>
-          <w:szCs w:val="24"/>
-        </w:rPr>
-      </w:pPr>
-      <w:r>
-        <w:rPr>
-          <w:sz w:val="24"/>
-          <w:szCs w:val="24"/>
-        </w:rPr>
-        <w:t>Possíveis integrações:</w:t>
-      </w:r>
-    </w:p>
-    <w:p>
-      <w:pPr>
-        <w:numPr>
-          <w:ilvl w:val="0"/>
-          <w:numId w:val="40"/>
-        </w:numPr>
-        <w:rPr>
-          <w:sz w:val="24"/>
-          <w:szCs w:val="24"/>
-        </w:rPr>
-      </w:pPr>
-      <w:proofErr w:type="spellStart"/>
-      <w:r>
-        <w:rPr>
-          <w:sz w:val="24"/>
-          <w:szCs w:val="24"/>
-        </w:rPr>
-        <w:t>Matplotlib</w:t>
-      </w:r>
-      <w:proofErr w:type="spellEnd"/>
-      <w:r>
-        <w:rPr>
-          <w:sz w:val="24"/>
-          <w:szCs w:val="24"/>
-        </w:rPr>
-        <w:t xml:space="preserve"> </w:t>
-      </w:r>
-    </w:p>
-    <w:p>
-      <w:pPr>
-        <w:numPr>
-          <w:ilvl w:val="0"/>
-          <w:numId w:val="40"/>
-        </w:numPr>
-        <w:rPr>
-          <w:sz w:val="24"/>
-          <w:szCs w:val="24"/>
-        </w:rPr>
-      </w:pPr>
-      <w:proofErr w:type="spellStart"/>
-      <w:r>
-        <w:rPr>
-          <w:sz w:val="24"/>
-          <w:szCs w:val="24"/>
-        </w:rPr>
-        <w:t>Plotly</w:t>
-      </w:r>
-      <w:proofErr w:type="spellEnd"/>
-      <w:r>
-        <w:rPr>
-          <w:sz w:val="24"/>
-          <w:szCs w:val="24"/>
-        </w:rPr>
-        <w:t xml:space="preserve"> </w:t>
-      </w:r>
-    </w:p>
-    <w:p>
-      <w:pPr>
-        <w:numPr>
-          <w:ilvl w:val="0"/>
-          <w:numId w:val="40"/>
-        </w:numPr>
-        <w:rPr>
-          <w:sz w:val="24"/>
-          <w:szCs w:val="24"/>
-        </w:rPr>
-      </w:pPr>
-      <w:proofErr w:type="spellStart"/>
-      <w:r>
-        <w:rPr>
-          <w:sz w:val="24"/>
-          <w:szCs w:val="24"/>
-        </w:rPr>
-        <w:t>Bokeh</w:t>
-      </w:r>
-      <w:proofErr w:type="spellEnd"/>
-      <w:r>
-        <w:rPr>
-          <w:sz w:val="24"/>
-          <w:szCs w:val="24"/>
-        </w:rPr>
-        <w:t xml:space="preserve"> </w:t>
-      </w:r>
-    </w:p>
-    <w:p>
-      <w:pPr>
-        <w:rPr>
-          <w:sz w:val="24"/>
-          <w:szCs w:val="24"/>
-        </w:rPr>
-      </w:pPr>
-    </w:p>
-    <w:p>
-      <w:pPr>
-        <w:rPr>
-          <w:sz w:val="24"/>
-          <w:szCs w:val="24"/>
-        </w:rPr>
-      </w:pPr>
-    </w:p>
-    <w:p>
-      <w:pPr>
+        <w:jc w:val="both"/>
+        <w:rPr>
+          <w:sz w:val="24"/>
+          <w:szCs w:val="24"/>
+        </w:rPr>
+      </w:pPr>
+    </w:p>
+    <w:p>
+      <w:pPr>
+        <w:jc w:val="both"/>
+        <w:rPr>
+          <w:sz w:val="24"/>
+          <w:szCs w:val="24"/>
+        </w:rPr>
+      </w:pPr>
+    </w:p>
+    <w:p>
+      <w:pPr>
+        <w:jc w:val="both"/>
         <w:rPr>
           <w:sz w:val="24"/>
           <w:szCs w:val="24"/>
@@ -9759,6 +9708,304 @@
     </w:lvl>
   </w:abstractNum>
   <w:abstractNum w:abstractNumId="33" w15:restartNumberingAfterBreak="0">
+    <w:nsid w:val="5D1F4573"/>
+    <w:multiLevelType w:val="multilevel"/>
+    <w:tmpl w:val="3D3A3C4A"/>
+    <w:lvl w:ilvl="0">
+      <w:start w:val="1"/>
+      <w:numFmt w:val="bullet"/>
+      <w:lvlText w:val=""/>
+      <w:lvlJc w:val="left"/>
+      <w:pPr>
+        <w:tabs>
+          <w:tab w:val="num" w:pos="720"/>
+        </w:tabs>
+        <w:ind w:left="720" w:hanging="360"/>
+      </w:pPr>
+      <w:rPr>
+        <w:rFonts w:ascii="Symbol" w:hAnsi="Symbol" w:hint="default"/>
+        <w:sz w:val="20"/>
+      </w:rPr>
+    </w:lvl>
+    <w:lvl w:ilvl="1" w:tentative="1">
+      <w:start w:val="1"/>
+      <w:numFmt w:val="bullet"/>
+      <w:lvlText w:val="o"/>
+      <w:lvlJc w:val="left"/>
+      <w:pPr>
+        <w:tabs>
+          <w:tab w:val="num" w:pos="1440"/>
+        </w:tabs>
+        <w:ind w:left="1440" w:hanging="360"/>
+      </w:pPr>
+      <w:rPr>
+        <w:rFonts w:ascii="Courier New" w:hAnsi="Courier New" w:hint="default"/>
+        <w:sz w:val="20"/>
+      </w:rPr>
+    </w:lvl>
+    <w:lvl w:ilvl="2" w:tentative="1">
+      <w:start w:val="1"/>
+      <w:numFmt w:val="bullet"/>
+      <w:lvlText w:val=""/>
+      <w:lvlJc w:val="left"/>
+      <w:pPr>
+        <w:tabs>
+          <w:tab w:val="num" w:pos="2160"/>
+        </w:tabs>
+        <w:ind w:left="2160" w:hanging="360"/>
+      </w:pPr>
+      <w:rPr>
+        <w:rFonts w:ascii="Wingdings" w:hAnsi="Wingdings" w:hint="default"/>
+        <w:sz w:val="20"/>
+      </w:rPr>
+    </w:lvl>
+    <w:lvl w:ilvl="3" w:tentative="1">
+      <w:start w:val="1"/>
+      <w:numFmt w:val="bullet"/>
+      <w:lvlText w:val=""/>
+      <w:lvlJc w:val="left"/>
+      <w:pPr>
+        <w:tabs>
+          <w:tab w:val="num" w:pos="2880"/>
+        </w:tabs>
+        <w:ind w:left="2880" w:hanging="360"/>
+      </w:pPr>
+      <w:rPr>
+        <w:rFonts w:ascii="Wingdings" w:hAnsi="Wingdings" w:hint="default"/>
+        <w:sz w:val="20"/>
+      </w:rPr>
+    </w:lvl>
+    <w:lvl w:ilvl="4" w:tentative="1">
+      <w:start w:val="1"/>
+      <w:numFmt w:val="bullet"/>
+      <w:lvlText w:val=""/>
+      <w:lvlJc w:val="left"/>
+      <w:pPr>
+        <w:tabs>
+          <w:tab w:val="num" w:pos="3600"/>
+        </w:tabs>
+        <w:ind w:left="3600" w:hanging="360"/>
+      </w:pPr>
+      <w:rPr>
+        <w:rFonts w:ascii="Wingdings" w:hAnsi="Wingdings" w:hint="default"/>
+        <w:sz w:val="20"/>
+      </w:rPr>
+    </w:lvl>
+    <w:lvl w:ilvl="5" w:tentative="1">
+      <w:start w:val="1"/>
+      <w:numFmt w:val="bullet"/>
+      <w:lvlText w:val=""/>
+      <w:lvlJc w:val="left"/>
+      <w:pPr>
+        <w:tabs>
+          <w:tab w:val="num" w:pos="4320"/>
+        </w:tabs>
+        <w:ind w:left="4320" w:hanging="360"/>
+      </w:pPr>
+      <w:rPr>
+        <w:rFonts w:ascii="Wingdings" w:hAnsi="Wingdings" w:hint="default"/>
+        <w:sz w:val="20"/>
+      </w:rPr>
+    </w:lvl>
+    <w:lvl w:ilvl="6" w:tentative="1">
+      <w:start w:val="1"/>
+      <w:numFmt w:val="bullet"/>
+      <w:lvlText w:val=""/>
+      <w:lvlJc w:val="left"/>
+      <w:pPr>
+        <w:tabs>
+          <w:tab w:val="num" w:pos="5040"/>
+        </w:tabs>
+        <w:ind w:left="5040" w:hanging="360"/>
+      </w:pPr>
+      <w:rPr>
+        <w:rFonts w:ascii="Wingdings" w:hAnsi="Wingdings" w:hint="default"/>
+        <w:sz w:val="20"/>
+      </w:rPr>
+    </w:lvl>
+    <w:lvl w:ilvl="7" w:tentative="1">
+      <w:start w:val="1"/>
+      <w:numFmt w:val="bullet"/>
+      <w:lvlText w:val=""/>
+      <w:lvlJc w:val="left"/>
+      <w:pPr>
+        <w:tabs>
+          <w:tab w:val="num" w:pos="5760"/>
+        </w:tabs>
+        <w:ind w:left="5760" w:hanging="360"/>
+      </w:pPr>
+      <w:rPr>
+        <w:rFonts w:ascii="Wingdings" w:hAnsi="Wingdings" w:hint="default"/>
+        <w:sz w:val="20"/>
+      </w:rPr>
+    </w:lvl>
+    <w:lvl w:ilvl="8" w:tentative="1">
+      <w:start w:val="1"/>
+      <w:numFmt w:val="bullet"/>
+      <w:lvlText w:val=""/>
+      <w:lvlJc w:val="left"/>
+      <w:pPr>
+        <w:tabs>
+          <w:tab w:val="num" w:pos="6480"/>
+        </w:tabs>
+        <w:ind w:left="6480" w:hanging="360"/>
+      </w:pPr>
+      <w:rPr>
+        <w:rFonts w:ascii="Wingdings" w:hAnsi="Wingdings" w:hint="default"/>
+        <w:sz w:val="20"/>
+      </w:rPr>
+    </w:lvl>
+  </w:abstractNum>
+  <w:abstractNum w:abstractNumId="34" w15:restartNumberingAfterBreak="0">
+    <w:nsid w:val="62157C19"/>
+    <w:multiLevelType w:val="multilevel"/>
+    <w:tmpl w:val="5132763A"/>
+    <w:lvl w:ilvl="0">
+      <w:start w:val="1"/>
+      <w:numFmt w:val="bullet"/>
+      <w:lvlText w:val=""/>
+      <w:lvlJc w:val="left"/>
+      <w:pPr>
+        <w:tabs>
+          <w:tab w:val="num" w:pos="720"/>
+        </w:tabs>
+        <w:ind w:left="720" w:hanging="360"/>
+      </w:pPr>
+      <w:rPr>
+        <w:rFonts w:ascii="Symbol" w:hAnsi="Symbol" w:hint="default"/>
+        <w:sz w:val="20"/>
+      </w:rPr>
+    </w:lvl>
+    <w:lvl w:ilvl="1" w:tentative="1">
+      <w:start w:val="1"/>
+      <w:numFmt w:val="bullet"/>
+      <w:lvlText w:val="o"/>
+      <w:lvlJc w:val="left"/>
+      <w:pPr>
+        <w:tabs>
+          <w:tab w:val="num" w:pos="1440"/>
+        </w:tabs>
+        <w:ind w:left="1440" w:hanging="360"/>
+      </w:pPr>
+      <w:rPr>
+        <w:rFonts w:ascii="Courier New" w:hAnsi="Courier New" w:hint="default"/>
+        <w:sz w:val="20"/>
+      </w:rPr>
+    </w:lvl>
+    <w:lvl w:ilvl="2" w:tentative="1">
+      <w:start w:val="1"/>
+      <w:numFmt w:val="bullet"/>
+      <w:lvlText w:val=""/>
+      <w:lvlJc w:val="left"/>
+      <w:pPr>
+        <w:tabs>
+          <w:tab w:val="num" w:pos="2160"/>
+        </w:tabs>
+        <w:ind w:left="2160" w:hanging="360"/>
+      </w:pPr>
+      <w:rPr>
+        <w:rFonts w:ascii="Wingdings" w:hAnsi="Wingdings" w:hint="default"/>
+        <w:sz w:val="20"/>
+      </w:rPr>
+    </w:lvl>
+    <w:lvl w:ilvl="3" w:tentative="1">
+      <w:start w:val="1"/>
+      <w:numFmt w:val="bullet"/>
+      <w:lvlText w:val=""/>
+      <w:lvlJc w:val="left"/>
+      <w:pPr>
+        <w:tabs>
+          <w:tab w:val="num" w:pos="2880"/>
+        </w:tabs>
+        <w:ind w:left="2880" w:hanging="360"/>
+      </w:pPr>
+      <w:rPr>
+        <w:rFonts w:ascii="Wingdings" w:hAnsi="Wingdings" w:hint="default"/>
+        <w:sz w:val="20"/>
+      </w:rPr>
+    </w:lvl>
+    <w:lvl w:ilvl="4" w:tentative="1">
+      <w:start w:val="1"/>
+      <w:numFmt w:val="bullet"/>
+      <w:lvlText w:val=""/>
+      <w:lvlJc w:val="left"/>
+      <w:pPr>
+        <w:tabs>
+          <w:tab w:val="num" w:pos="3600"/>
+        </w:tabs>
+        <w:ind w:left="3600" w:hanging="360"/>
+      </w:pPr>
+      <w:rPr>
+        <w:rFonts w:ascii="Wingdings" w:hAnsi="Wingdings" w:hint="default"/>
+        <w:sz w:val="20"/>
+      </w:rPr>
+    </w:lvl>
+    <w:lvl w:ilvl="5" w:tentative="1">
+      <w:start w:val="1"/>
+      <w:numFmt w:val="bullet"/>
+      <w:lvlText w:val=""/>
+      <w:lvlJc w:val="left"/>
+      <w:pPr>
+        <w:tabs>
+          <w:tab w:val="num" w:pos="4320"/>
+        </w:tabs>
+        <w:ind w:left="4320" w:hanging="360"/>
+      </w:pPr>
+      <w:rPr>
+        <w:rFonts w:ascii="Wingdings" w:hAnsi="Wingdings" w:hint="default"/>
+        <w:sz w:val="20"/>
+      </w:rPr>
+    </w:lvl>
+    <w:lvl w:ilvl="6" w:tentative="1">
+      <w:start w:val="1"/>
+      <w:numFmt w:val="bullet"/>
+      <w:lvlText w:val=""/>
+      <w:lvlJc w:val="left"/>
+      <w:pPr>
+        <w:tabs>
+          <w:tab w:val="num" w:pos="5040"/>
+        </w:tabs>
+        <w:ind w:left="5040" w:hanging="360"/>
+      </w:pPr>
+      <w:rPr>
+        <w:rFonts w:ascii="Wingdings" w:hAnsi="Wingdings" w:hint="default"/>
+        <w:sz w:val="20"/>
+      </w:rPr>
+    </w:lvl>
+    <w:lvl w:ilvl="7" w:tentative="1">
+      <w:start w:val="1"/>
+      <w:numFmt w:val="bullet"/>
+      <w:lvlText w:val=""/>
+      <w:lvlJc w:val="left"/>
+      <w:pPr>
+        <w:tabs>
+          <w:tab w:val="num" w:pos="5760"/>
+        </w:tabs>
+        <w:ind w:left="5760" w:hanging="360"/>
+      </w:pPr>
+      <w:rPr>
+        <w:rFonts w:ascii="Wingdings" w:hAnsi="Wingdings" w:hint="default"/>
+        <w:sz w:val="20"/>
+      </w:rPr>
+    </w:lvl>
+    <w:lvl w:ilvl="8" w:tentative="1">
+      <w:start w:val="1"/>
+      <w:numFmt w:val="bullet"/>
+      <w:lvlText w:val=""/>
+      <w:lvlJc w:val="left"/>
+      <w:pPr>
+        <w:tabs>
+          <w:tab w:val="num" w:pos="6480"/>
+        </w:tabs>
+        <w:ind w:left="6480" w:hanging="360"/>
+      </w:pPr>
+      <w:rPr>
+        <w:rFonts w:ascii="Wingdings" w:hAnsi="Wingdings" w:hint="default"/>
+        <w:sz w:val="20"/>
+      </w:rPr>
+    </w:lvl>
+  </w:abstractNum>
+  <w:abstractNum w:abstractNumId="35" w15:restartNumberingAfterBreak="0">
     <w:nsid w:val="65233F7B"/>
     <w:multiLevelType w:val="multilevel"/>
     <w:tmpl w:val="4B6E3D32"/>
@@ -9907,7 +10154,7 @@
       </w:rPr>
     </w:lvl>
   </w:abstractNum>
-  <w:abstractNum w:abstractNumId="34" w15:restartNumberingAfterBreak="0">
+  <w:abstractNum w:abstractNumId="36" w15:restartNumberingAfterBreak="0">
     <w:nsid w:val="698F4ED3"/>
     <w:multiLevelType w:val="multilevel"/>
     <w:tmpl w:val="5BDA3A48"/>
@@ -10056,7 +10303,7 @@
       </w:rPr>
     </w:lvl>
   </w:abstractNum>
-  <w:abstractNum w:abstractNumId="35" w15:restartNumberingAfterBreak="0">
+  <w:abstractNum w:abstractNumId="37" w15:restartNumberingAfterBreak="0">
     <w:nsid w:val="6A760A54"/>
     <w:multiLevelType w:val="multilevel"/>
     <w:tmpl w:val="BB7E4E0A"/>
@@ -10205,7 +10452,7 @@
       </w:rPr>
     </w:lvl>
   </w:abstractNum>
-  <w:abstractNum w:abstractNumId="36" w15:restartNumberingAfterBreak="0">
+  <w:abstractNum w:abstractNumId="38" w15:restartNumberingAfterBreak="0">
     <w:nsid w:val="6F89388C"/>
     <w:multiLevelType w:val="multilevel"/>
     <w:tmpl w:val="44248158"/>
@@ -10354,7 +10601,7 @@
       </w:rPr>
     </w:lvl>
   </w:abstractNum>
-  <w:abstractNum w:abstractNumId="37" w15:restartNumberingAfterBreak="0">
+  <w:abstractNum w:abstractNumId="39" w15:restartNumberingAfterBreak="0">
     <w:nsid w:val="714B2B67"/>
     <w:multiLevelType w:val="multilevel"/>
     <w:tmpl w:val="A67A097C"/>
@@ -10503,7 +10750,7 @@
       </w:rPr>
     </w:lvl>
   </w:abstractNum>
-  <w:abstractNum w:abstractNumId="38" w15:restartNumberingAfterBreak="0">
+  <w:abstractNum w:abstractNumId="40" w15:restartNumberingAfterBreak="0">
     <w:nsid w:val="742A405E"/>
     <w:multiLevelType w:val="multilevel"/>
     <w:tmpl w:val="0E32F6A8"/>
@@ -10652,7 +10899,7 @@
       </w:rPr>
     </w:lvl>
   </w:abstractNum>
-  <w:abstractNum w:abstractNumId="39" w15:restartNumberingAfterBreak="0">
+  <w:abstractNum w:abstractNumId="41" w15:restartNumberingAfterBreak="0">
     <w:nsid w:val="74762F3C"/>
     <w:multiLevelType w:val="multilevel"/>
     <w:tmpl w:val="9F3E8796"/>
@@ -10801,7 +11048,7 @@
       </w:rPr>
     </w:lvl>
   </w:abstractNum>
-  <w:abstractNum w:abstractNumId="40" w15:restartNumberingAfterBreak="0">
+  <w:abstractNum w:abstractNumId="42" w15:restartNumberingAfterBreak="0">
     <w:nsid w:val="74A77127"/>
     <w:multiLevelType w:val="multilevel"/>
     <w:tmpl w:val="86B08746"/>
@@ -10950,7 +11197,7 @@
       </w:rPr>
     </w:lvl>
   </w:abstractNum>
-  <w:abstractNum w:abstractNumId="41" w15:restartNumberingAfterBreak="0">
+  <w:abstractNum w:abstractNumId="43" w15:restartNumberingAfterBreak="0">
     <w:nsid w:val="772B7208"/>
     <w:multiLevelType w:val="multilevel"/>
     <w:tmpl w:val="DB9808D2"/>
@@ -11099,7 +11346,7 @@
       </w:rPr>
     </w:lvl>
   </w:abstractNum>
-  <w:abstractNum w:abstractNumId="42" w15:restartNumberingAfterBreak="0">
+  <w:abstractNum w:abstractNumId="44" w15:restartNumberingAfterBreak="0">
     <w:nsid w:val="7866390D"/>
     <w:multiLevelType w:val="multilevel"/>
     <w:tmpl w:val="C47689A6"/>
@@ -11248,7 +11495,7 @@
       </w:rPr>
     </w:lvl>
   </w:abstractNum>
-  <w:abstractNum w:abstractNumId="43" w15:restartNumberingAfterBreak="0">
+  <w:abstractNum w:abstractNumId="45" w15:restartNumberingAfterBreak="0">
     <w:nsid w:val="796F56D4"/>
     <w:multiLevelType w:val="multilevel"/>
     <w:tmpl w:val="74869722"/>
@@ -11397,7 +11644,7 @@
       </w:rPr>
     </w:lvl>
   </w:abstractNum>
-  <w:abstractNum w:abstractNumId="44" w15:restartNumberingAfterBreak="0">
+  <w:abstractNum w:abstractNumId="46" w15:restartNumberingAfterBreak="0">
     <w:nsid w:val="7A112A17"/>
     <w:multiLevelType w:val="multilevel"/>
     <w:tmpl w:val="F176FA66"/>
@@ -11546,7 +11793,7 @@
       </w:rPr>
     </w:lvl>
   </w:abstractNum>
-  <w:abstractNum w:abstractNumId="45" w15:restartNumberingAfterBreak="0">
+  <w:abstractNum w:abstractNumId="47" w15:restartNumberingAfterBreak="0">
     <w:nsid w:val="7AEF6673"/>
     <w:multiLevelType w:val="multilevel"/>
     <w:tmpl w:val="1224473C"/>
@@ -11695,7 +11942,7 @@
       </w:rPr>
     </w:lvl>
   </w:abstractNum>
-  <w:abstractNum w:abstractNumId="46" w15:restartNumberingAfterBreak="0">
+  <w:abstractNum w:abstractNumId="48" w15:restartNumberingAfterBreak="0">
     <w:nsid w:val="7C3B3276"/>
     <w:multiLevelType w:val="multilevel"/>
     <w:tmpl w:val="1A42B33C"/>
@@ -11848,7 +12095,7 @@
     <w:abstractNumId w:val="24"/>
   </w:num>
   <w:num w:numId="2" w16cid:durableId="234899358">
-    <w:abstractNumId w:val="38"/>
+    <w:abstractNumId w:val="40"/>
   </w:num>
   <w:num w:numId="3" w16cid:durableId="1575316277">
     <w:abstractNumId w:val="21"/>
@@ -11860,7 +12107,7 @@
     <w:abstractNumId w:val="26"/>
   </w:num>
   <w:num w:numId="6" w16cid:durableId="147211896">
-    <w:abstractNumId w:val="33"/>
+    <w:abstractNumId w:val="35"/>
   </w:num>
   <w:num w:numId="7" w16cid:durableId="109013977">
     <w:abstractNumId w:val="13"/>
@@ -11878,16 +12125,16 @@
     <w:abstractNumId w:val="32"/>
   </w:num>
   <w:num w:numId="12" w16cid:durableId="245694613">
-    <w:abstractNumId w:val="37"/>
+    <w:abstractNumId w:val="39"/>
   </w:num>
   <w:num w:numId="13" w16cid:durableId="1294287694">
-    <w:abstractNumId w:val="43"/>
+    <w:abstractNumId w:val="45"/>
   </w:num>
   <w:num w:numId="14" w16cid:durableId="991375762">
     <w:abstractNumId w:val="27"/>
   </w:num>
   <w:num w:numId="15" w16cid:durableId="666521165">
-    <w:abstractNumId w:val="34"/>
+    <w:abstractNumId w:val="36"/>
   </w:num>
   <w:num w:numId="16" w16cid:durableId="1023358870">
     <w:abstractNumId w:val="8"/>
@@ -11914,7 +12161,7 @@
     <w:abstractNumId w:val="6"/>
   </w:num>
   <w:num w:numId="24" w16cid:durableId="1478300573">
-    <w:abstractNumId w:val="44"/>
+    <w:abstractNumId w:val="46"/>
   </w:num>
   <w:num w:numId="25" w16cid:durableId="2008173250">
     <w:abstractNumId w:val="11"/>
@@ -11923,34 +12170,34 @@
     <w:abstractNumId w:val="17"/>
   </w:num>
   <w:num w:numId="27" w16cid:durableId="352541544">
-    <w:abstractNumId w:val="45"/>
+    <w:abstractNumId w:val="47"/>
   </w:num>
   <w:num w:numId="28" w16cid:durableId="156849463">
-    <w:abstractNumId w:val="40"/>
+    <w:abstractNumId w:val="42"/>
   </w:num>
   <w:num w:numId="29" w16cid:durableId="1367868094">
     <w:abstractNumId w:val="28"/>
   </w:num>
   <w:num w:numId="30" w16cid:durableId="1379165920">
-    <w:abstractNumId w:val="36"/>
+    <w:abstractNumId w:val="38"/>
   </w:num>
   <w:num w:numId="31" w16cid:durableId="1239369355">
-    <w:abstractNumId w:val="46"/>
+    <w:abstractNumId w:val="48"/>
   </w:num>
   <w:num w:numId="32" w16cid:durableId="1531215456">
-    <w:abstractNumId w:val="41"/>
+    <w:abstractNumId w:val="43"/>
   </w:num>
   <w:num w:numId="33" w16cid:durableId="178395268">
-    <w:abstractNumId w:val="39"/>
+    <w:abstractNumId w:val="41"/>
   </w:num>
   <w:num w:numId="34" w16cid:durableId="1483039159">
     <w:abstractNumId w:val="12"/>
   </w:num>
   <w:num w:numId="35" w16cid:durableId="544491120">
-    <w:abstractNumId w:val="35"/>
+    <w:abstractNumId w:val="37"/>
   </w:num>
   <w:num w:numId="36" w16cid:durableId="586111859">
-    <w:abstractNumId w:val="42"/>
+    <w:abstractNumId w:val="44"/>
   </w:num>
   <w:num w:numId="37" w16cid:durableId="1007486389">
     <w:abstractNumId w:val="3"/>
@@ -11984,6 +12231,12 @@
   </w:num>
   <w:num w:numId="47" w16cid:durableId="1882474548">
     <w:abstractNumId w:val="29"/>
+  </w:num>
+  <w:num w:numId="48" w16cid:durableId="715466676">
+    <w:abstractNumId w:val="33"/>
+  </w:num>
+  <w:num w:numId="49" w16cid:durableId="402029119">
+    <w:abstractNumId w:val="34"/>
   </w:num>
 </w:numbering>
 </file>
